--- a/Knowledge/3-Work knowledge/1-Software Engineering/2-General Technologies/9-Databases/5-My Source/1-Intro to Databases/1-Data Models/1-Components of a Data Model/1-Types of Attributes/4-Derived Attribute.docx
+++ b/Knowledge/3-Work knowledge/1-Software Engineering/2-General Technologies/9-Databases/5-My Source/1-Intro to Databases/1-Data Models/1-Components of a Data Model/1-Types of Attributes/4-Derived Attribute.docx
@@ -27,7 +27,7 @@
     <w:p>
       <w:r>
         <w:rPr>
-          <w:rFonts w:ascii="Arial" w:hAnsi="Arial" w:cs="Arial"/>
+          <w:rFonts w:ascii="Arial" w:hAnsi="Arial" w:cs="Arial" w:eastAsia="Arial"/>
           <w:b/>
           <w:color w:val="000000"/>
           <w:sz w:val="18"/>
@@ -37,7 +37,7 @@
       </w:r>
       <w:r>
         <w:rPr>
-          <w:rFonts w:ascii="Arial" w:hAnsi="Arial" w:cs="Arial"/>
+          <w:rFonts w:ascii="Arial" w:hAnsi="Arial" w:cs="Arial" w:eastAsia="Arial"/>
           <w:color w:val="000000"/>
           <w:sz w:val="18"/>
           <w:highlight w:val="lightGray"/>
@@ -46,7 +46,7 @@
       </w:r>
       <w:r>
         <w:rPr>
-          <w:rFonts w:ascii="Arial" w:hAnsi="Arial" w:cs="Arial"/>
+          <w:rFonts w:ascii="Arial" w:hAnsi="Arial" w:cs="Arial" w:eastAsia="Arial"/>
           <w:b/>
           <w:color w:val="000000"/>
           <w:sz w:val="18"/>
@@ -56,7 +56,7 @@
       </w:r>
       <w:r>
         <w:rPr>
-          <w:rFonts w:ascii="Arial" w:hAnsi="Arial" w:cs="Arial"/>
+          <w:rFonts w:ascii="Arial" w:hAnsi="Arial" w:cs="Arial" w:eastAsia="Arial"/>
           <w:color w:val="000000"/>
           <w:sz w:val="18"/>
           <w:highlight w:val="lightGray"/>
@@ -65,7 +65,7 @@
       </w:r>
       <w:r>
         <w:rPr>
-          <w:rFonts w:ascii="Arial" w:hAnsi="Arial" w:cs="Arial"/>
+          <w:rFonts w:ascii="Arial" w:hAnsi="Arial" w:cs="Arial" w:eastAsia="Arial"/>
           <w:b/>
           <w:color w:val="000000"/>
           <w:sz w:val="18"/>
@@ -75,7 +75,7 @@
       </w:r>
       <w:r>
         <w:rPr>
-          <w:rFonts w:ascii="Arial" w:hAnsi="Arial" w:cs="Arial"/>
+          <w:rFonts w:ascii="Arial" w:hAnsi="Arial" w:cs="Arial" w:eastAsia="Arial"/>
           <w:color w:val="000000"/>
           <w:sz w:val="18"/>
           <w:highlight w:val="lightGray"/>
@@ -91,13 +91,13 @@
       </w:pPr>
       <w:r>
         <w:rPr>
-          <w:rFonts w:ascii="Roboto Mono" w:hAnsi="Roboto Mono"/>
+          <w:rFonts w:ascii="Roboto Mono" w:hAnsi="Roboto Mono" w:eastAsia="Roboto Mono"/>
         </w:rPr>
         <w:t xml:space="preserve">A </w:t>
       </w:r>
       <w:r>
         <w:rPr>
-          <w:rFonts w:ascii="Roboto Mono" w:hAnsi="Roboto Mono"/>
+          <w:rFonts w:ascii="Roboto Mono" w:hAnsi="Roboto Mono" w:eastAsia="Roboto Mono"/>
           <w:b/>
           <w:bCs/>
         </w:rPr>
@@ -105,13 +105,13 @@
       </w:r>
       <w:r>
         <w:rPr>
-          <w:rFonts w:ascii="Roboto Mono" w:hAnsi="Roboto Mono"/>
+          <w:rFonts w:ascii="Roboto Mono" w:hAnsi="Roboto Mono" w:eastAsia="Roboto Mono"/>
         </w:rPr>
         <w:t xml:space="preserve"> is an attribute whose value is </w:t>
       </w:r>
       <w:r>
         <w:rPr>
-          <w:rFonts w:ascii="Roboto Mono" w:hAnsi="Roboto Mono"/>
+          <w:rFonts w:ascii="Roboto Mono" w:hAnsi="Roboto Mono" w:eastAsia="Roboto Mono"/>
           <w:b/>
           <w:bCs/>
         </w:rPr>
@@ -119,7 +119,7 @@
       </w:r>
       <w:r>
         <w:rPr>
-          <w:rFonts w:ascii="Roboto Mono" w:hAnsi="Roboto Mono"/>
+          <w:rFonts w:ascii="Roboto Mono" w:hAnsi="Roboto Mono" w:eastAsia="Roboto Mono"/>
         </w:rPr>
         <w:t>, rather than being stored directly in the database.</w:t>
       </w:r>
@@ -132,7 +132,7 @@
       </w:pPr>
       <w:r>
         <w:rPr>
-          <w:rFonts w:ascii="Roboto Mono" w:hAnsi="Roboto Mono"/>
+          <w:rFonts w:ascii="Roboto Mono" w:hAnsi="Roboto Mono" w:eastAsia="Roboto Mono"/>
         </w:rPr>
         <w:t>Its value can be derived whenever needed.</w:t>
       </w:r>
@@ -145,7 +145,7 @@
       </w:pPr>
       <w:r>
         <w:rPr>
-          <w:rFonts w:ascii="Roboto Mono" w:hAnsi="Roboto Mono"/>
+          <w:rFonts w:ascii="Roboto Mono" w:hAnsi="Roboto Mono" w:eastAsia="Roboto Mono"/>
         </w:rPr>
         <w:pict w14:anchorId="4AE95CD0">
           <v:rect id="_x0000_i1025" style="width:0;height:1.5pt" o:hralign="center" o:hrstd="t" o:hr="t" fillcolor="#a0a0a0" stroked="f"/>
@@ -169,7 +169,7 @@
     <w:p>
       <w:r>
         <w:rPr>
-          <w:rFonts w:ascii="Arial" w:hAnsi="Arial" w:cs="Arial"/>
+          <w:rFonts w:ascii="Arial" w:hAnsi="Arial" w:cs="Arial" w:eastAsia="Arial"/>
           <w:b/>
           <w:color w:val="000000"/>
           <w:sz w:val="18"/>
@@ -179,7 +179,7 @@
       </w:r>
       <w:r>
         <w:rPr>
-          <w:rFonts w:ascii="Arial" w:hAnsi="Arial" w:cs="Arial"/>
+          <w:rFonts w:ascii="Arial" w:hAnsi="Arial" w:cs="Arial" w:eastAsia="Arial"/>
           <w:color w:val="000000"/>
           <w:sz w:val="18"/>
           <w:highlight w:val="lightGray"/>
@@ -188,7 +188,7 @@
       </w:r>
       <w:r>
         <w:rPr>
-          <w:rFonts w:ascii="Arial" w:hAnsi="Arial" w:cs="Arial"/>
+          <w:rFonts w:ascii="Arial" w:hAnsi="Arial" w:cs="Arial" w:eastAsia="Arial"/>
           <w:b/>
           <w:color w:val="000000"/>
           <w:sz w:val="18"/>
@@ -198,7 +198,7 @@
       </w:r>
       <w:r>
         <w:rPr>
-          <w:rFonts w:ascii="Arial" w:hAnsi="Arial" w:cs="Arial"/>
+          <w:rFonts w:ascii="Arial" w:hAnsi="Arial" w:cs="Arial" w:eastAsia="Arial"/>
           <w:color w:val="000000"/>
           <w:sz w:val="18"/>
           <w:highlight w:val="lightGray"/>
@@ -207,7 +207,7 @@
       </w:r>
       <w:r>
         <w:rPr>
-          <w:rFonts w:ascii="Arial" w:hAnsi="Arial" w:cs="Arial"/>
+          <w:rFonts w:ascii="Arial" w:hAnsi="Arial" w:cs="Arial" w:eastAsia="Arial"/>
           <w:b/>
           <w:color w:val="000000"/>
           <w:sz w:val="18"/>
@@ -217,7 +217,7 @@
       </w:r>
       <w:r>
         <w:rPr>
-          <w:rFonts w:ascii="Arial" w:hAnsi="Arial" w:cs="Arial"/>
+          <w:rFonts w:ascii="Arial" w:hAnsi="Arial" w:cs="Arial" w:eastAsia="Arial"/>
           <w:color w:val="000000"/>
           <w:sz w:val="18"/>
           <w:highlight w:val="lightGray"/>
@@ -233,7 +233,7 @@
       </w:pPr>
       <w:r>
         <w:rPr>
-          <w:rFonts w:ascii="Roboto Mono" w:hAnsi="Roboto Mono"/>
+          <w:rFonts w:ascii="Roboto Mono" w:hAnsi="Roboto Mono" w:eastAsia="Roboto Mono"/>
         </w:rPr>
         <w:t>Derived attributes are used to:</w:t>
       </w:r>
@@ -250,7 +250,7 @@
       </w:pPr>
       <w:r>
         <w:rPr>
-          <w:rFonts w:ascii="Roboto Mono" w:hAnsi="Roboto Mono"/>
+          <w:rFonts w:ascii="Roboto Mono" w:hAnsi="Roboto Mono" w:eastAsia="Roboto Mono"/>
         </w:rPr>
         <w:t xml:space="preserve">Avoid storing redundant data </w:t>
       </w:r>
@@ -267,7 +267,7 @@
       </w:pPr>
       <w:r>
         <w:rPr>
-          <w:rFonts w:ascii="Roboto Mono" w:hAnsi="Roboto Mono"/>
+          <w:rFonts w:ascii="Roboto Mono" w:hAnsi="Roboto Mono" w:eastAsia="Roboto Mono"/>
         </w:rPr>
         <w:t xml:space="preserve">Calculate values automatically </w:t>
       </w:r>
@@ -284,7 +284,7 @@
       </w:pPr>
       <w:r>
         <w:rPr>
-          <w:rFonts w:ascii="Roboto Mono" w:hAnsi="Roboto Mono"/>
+          <w:rFonts w:ascii="Roboto Mono" w:hAnsi="Roboto Mono" w:eastAsia="Roboto Mono"/>
         </w:rPr>
         <w:t xml:space="preserve">Keep data consistent </w:t>
       </w:r>
@@ -301,7 +301,7 @@
       </w:pPr>
       <w:r>
         <w:rPr>
-          <w:rFonts w:ascii="Roboto Mono" w:hAnsi="Roboto Mono"/>
+          <w:rFonts w:ascii="Roboto Mono" w:hAnsi="Roboto Mono" w:eastAsia="Roboto Mono"/>
         </w:rPr>
         <w:t xml:space="preserve">Reduce storage requirements </w:t>
       </w:r>
@@ -314,7 +314,7 @@
       </w:pPr>
       <w:r>
         <w:rPr>
-          <w:rFonts w:ascii="Roboto Mono" w:hAnsi="Roboto Mono"/>
+          <w:rFonts w:ascii="Roboto Mono" w:hAnsi="Roboto Mono" w:eastAsia="Roboto Mono"/>
         </w:rPr>
         <w:pict w14:anchorId="759A785E">
           <v:rect id="_x0000_i1026" style="width:0;height:1.5pt" o:hralign="center" o:hrstd="t" o:hr="t" fillcolor="#a0a0a0" stroked="f"/>
@@ -338,7 +338,7 @@
     <w:p>
       <w:r>
         <w:rPr>
-          <w:rFonts w:ascii="Arial" w:hAnsi="Arial" w:cs="Arial"/>
+          <w:rFonts w:ascii="Arial" w:hAnsi="Arial" w:cs="Arial" w:eastAsia="Arial"/>
           <w:b/>
           <w:color w:val="000000"/>
           <w:sz w:val="18"/>
@@ -348,7 +348,7 @@
       </w:r>
       <w:r>
         <w:rPr>
-          <w:rFonts w:ascii="Arial" w:hAnsi="Arial" w:cs="Arial"/>
+          <w:rFonts w:ascii="Arial" w:hAnsi="Arial" w:cs="Arial" w:eastAsia="Arial"/>
           <w:color w:val="000000"/>
           <w:sz w:val="18"/>
           <w:highlight w:val="lightGray"/>
@@ -357,7 +357,7 @@
       </w:r>
       <w:r>
         <w:rPr>
-          <w:rFonts w:ascii="Arial" w:hAnsi="Arial" w:cs="Arial"/>
+          <w:rFonts w:ascii="Arial" w:hAnsi="Arial" w:cs="Arial" w:eastAsia="Arial"/>
           <w:b/>
           <w:color w:val="000000"/>
           <w:sz w:val="18"/>
@@ -367,7 +367,7 @@
       </w:r>
       <w:r>
         <w:rPr>
-          <w:rFonts w:ascii="Arial" w:hAnsi="Arial" w:cs="Arial"/>
+          <w:rFonts w:ascii="Arial" w:hAnsi="Arial" w:cs="Arial" w:eastAsia="Arial"/>
           <w:color w:val="000000"/>
           <w:sz w:val="18"/>
           <w:highlight w:val="lightGray"/>
@@ -376,7 +376,7 @@
       </w:r>
       <w:r>
         <w:rPr>
-          <w:rFonts w:ascii="Arial" w:hAnsi="Arial" w:cs="Arial"/>
+          <w:rFonts w:ascii="Arial" w:hAnsi="Arial" w:cs="Arial" w:eastAsia="Arial"/>
           <w:b/>
           <w:color w:val="000000"/>
           <w:sz w:val="18"/>
@@ -386,7 +386,7 @@
       </w:r>
       <w:r>
         <w:rPr>
-          <w:rFonts w:ascii="Arial" w:hAnsi="Arial" w:cs="Arial"/>
+          <w:rFonts w:ascii="Arial" w:hAnsi="Arial" w:cs="Arial" w:eastAsia="Arial"/>
           <w:color w:val="000000"/>
           <w:sz w:val="18"/>
           <w:highlight w:val="lightGray"/>
@@ -405,7 +405,7 @@
       </w:pPr>
       <w:r>
         <w:rPr>
-          <w:rFonts w:ascii="Roboto Mono" w:hAnsi="Roboto Mono"/>
+          <w:rFonts w:ascii="Roboto Mono" w:hAnsi="Roboto Mono" w:eastAsia="Roboto Mono"/>
           <w:b/>
           <w:bCs/>
         </w:rPr>
@@ -482,7 +482,7 @@
       </w:pPr>
       <w:r>
         <w:rPr>
-          <w:rFonts w:ascii="Roboto Mono" w:hAnsi="Roboto Mono"/>
+          <w:rFonts w:ascii="Roboto Mono" w:hAnsi="Roboto Mono" w:eastAsia="Roboto Mono"/>
         </w:rPr>
         <w:t>Person</w:t>
       </w:r>
@@ -497,7 +497,7 @@
       </w:pPr>
       <w:r>
         <w:rPr>
-          <w:rFonts w:ascii="Roboto Mono" w:hAnsi="Roboto Mono"/>
+          <w:rFonts w:ascii="Roboto Mono" w:hAnsi="Roboto Mono" w:eastAsia="Roboto Mono"/>
           <w:b/>
           <w:bCs/>
         </w:rPr>
@@ -574,13 +574,13 @@
       </w:pPr>
       <w:r>
         <w:rPr>
-          <w:rFonts w:ascii="Roboto Mono" w:hAnsi="Roboto Mono"/>
+          <w:rFonts w:ascii="Roboto Mono" w:hAnsi="Roboto Mono" w:eastAsia="Roboto Mono"/>
         </w:rPr>
         <w:t>DateOfBirth</w:t>
       </w:r>
       <w:r>
         <w:rPr>
-          <w:rFonts w:ascii="Roboto Mono" w:hAnsi="Roboto Mono"/>
+          <w:rFonts w:ascii="Roboto Mono" w:hAnsi="Roboto Mono" w:eastAsia="Roboto Mono"/>
         </w:rPr>
         <w:br/>
         <w:t>Age</w:t>
@@ -594,7 +594,7 @@
       </w:pPr>
       <w:r>
         <w:rPr>
-          <w:rFonts w:ascii="Roboto Mono" w:hAnsi="Roboto Mono"/>
+          <w:rFonts w:ascii="Roboto Mono" w:hAnsi="Roboto Mono" w:eastAsia="Roboto Mono"/>
         </w:rPr>
         <w:t>If a person's Date of Birth is:</w:t>
       </w:r>
@@ -667,7 +667,7 @@
       </w:pPr>
       <w:r>
         <w:rPr>
-          <w:rFonts w:ascii="Roboto Mono" w:hAnsi="Roboto Mono"/>
+          <w:rFonts w:ascii="Roboto Mono" w:hAnsi="Roboto Mono" w:eastAsia="Roboto Mono"/>
         </w:rPr>
         <w:t>15-06-2000</w:t>
       </w:r>
@@ -680,7 +680,7 @@
       </w:pPr>
       <w:r>
         <w:rPr>
-          <w:rFonts w:ascii="Roboto Mono" w:hAnsi="Roboto Mono"/>
+          <w:rFonts w:ascii="Roboto Mono" w:hAnsi="Roboto Mono" w:eastAsia="Roboto Mono"/>
         </w:rPr>
         <w:t>The Age can be calculated from the current date.</w:t>
       </w:r>
@@ -693,7 +693,7 @@
       </w:pPr>
       <w:r>
         <w:rPr>
-          <w:rFonts w:ascii="Roboto Mono" w:hAnsi="Roboto Mono"/>
+          <w:rFonts w:ascii="Roboto Mono" w:hAnsi="Roboto Mono" w:eastAsia="Roboto Mono"/>
         </w:rPr>
         <w:t>Therefore:</w:t>
       </w:r>
@@ -766,7 +766,7 @@
       </w:pPr>
       <w:r>
         <w:rPr>
-          <w:rFonts w:ascii="Roboto Mono" w:hAnsi="Roboto Mono"/>
+          <w:rFonts w:ascii="Roboto Mono" w:hAnsi="Roboto Mono" w:eastAsia="Roboto Mono"/>
         </w:rPr>
         <w:t>Age</w:t>
       </w:r>
@@ -779,13 +779,13 @@
       </w:pPr>
       <w:r>
         <w:rPr>
-          <w:rFonts w:ascii="Roboto Mono" w:hAnsi="Roboto Mono"/>
+          <w:rFonts w:ascii="Roboto Mono" w:hAnsi="Roboto Mono" w:eastAsia="Roboto Mono"/>
         </w:rPr>
         <w:t xml:space="preserve">is a </w:t>
       </w:r>
       <w:r>
         <w:rPr>
-          <w:rFonts w:ascii="Roboto Mono" w:hAnsi="Roboto Mono"/>
+          <w:rFonts w:ascii="Roboto Mono" w:hAnsi="Roboto Mono" w:eastAsia="Roboto Mono"/>
           <w:b/>
           <w:bCs/>
         </w:rPr>
@@ -793,7 +793,7 @@
       </w:r>
       <w:r>
         <w:rPr>
-          <w:rFonts w:ascii="Roboto Mono" w:hAnsi="Roboto Mono"/>
+          <w:rFonts w:ascii="Roboto Mono" w:hAnsi="Roboto Mono" w:eastAsia="Roboto Mono"/>
         </w:rPr>
         <w:t>.</w:t>
       </w:r>
@@ -806,7 +806,7 @@
       </w:pPr>
       <w:r>
         <w:rPr>
-          <w:rFonts w:ascii="Roboto Mono" w:hAnsi="Roboto Mono"/>
+          <w:rFonts w:ascii="Roboto Mono" w:hAnsi="Roboto Mono" w:eastAsia="Roboto Mono"/>
         </w:rPr>
         <w:pict w14:anchorId="4208A210">
           <v:rect id="_x0000_i1027" style="width:0;height:1.5pt" o:hralign="center" o:hrstd="t" o:hr="t" fillcolor="#a0a0a0" stroked="f"/>
@@ -845,7 +845,7 @@
       </w:pPr>
       <w:r>
         <w:rPr>
-          <w:rFonts w:ascii="Arial" w:hAnsi="Arial" w:cs="Arial"/>
+          <w:rFonts w:ascii="Arial" w:hAnsi="Arial" w:cs="Arial" w:eastAsia="Arial"/>
           <w:b/>
           <w:color w:val="000000"/>
           <w:sz w:val="18"/>
@@ -855,7 +855,7 @@
       </w:r>
       <w:r>
         <w:rPr>
-          <w:rFonts w:ascii="Arial" w:hAnsi="Arial" w:cs="Arial"/>
+          <w:rFonts w:ascii="Arial" w:hAnsi="Arial" w:cs="Arial" w:eastAsia="Arial"/>
           <w:color w:val="000000"/>
           <w:sz w:val="18"/>
           <w:highlight w:val="lightGray"/>
@@ -864,7 +864,7 @@
       </w:r>
       <w:r>
         <w:rPr>
-          <w:rFonts w:ascii="Arial" w:hAnsi="Arial" w:cs="Arial"/>
+          <w:rFonts w:ascii="Arial" w:hAnsi="Arial" w:cs="Arial" w:eastAsia="Arial"/>
           <w:b/>
           <w:color w:val="000000"/>
           <w:sz w:val="18"/>
@@ -874,7 +874,7 @@
       </w:r>
       <w:r>
         <w:rPr>
-          <w:rFonts w:ascii="Arial" w:hAnsi="Arial" w:cs="Arial"/>
+          <w:rFonts w:ascii="Arial" w:hAnsi="Arial" w:cs="Arial" w:eastAsia="Arial"/>
           <w:color w:val="000000"/>
           <w:sz w:val="18"/>
           <w:highlight w:val="lightGray"/>
@@ -883,7 +883,7 @@
       </w:r>
       <w:r>
         <w:rPr>
-          <w:rFonts w:ascii="Arial" w:hAnsi="Arial" w:cs="Arial"/>
+          <w:rFonts w:ascii="Arial" w:hAnsi="Arial" w:cs="Arial" w:eastAsia="Arial"/>
           <w:b/>
           <w:color w:val="000000"/>
           <w:sz w:val="18"/>
@@ -893,7 +893,7 @@
       </w:r>
       <w:r>
         <w:rPr>
-          <w:rFonts w:ascii="Arial" w:hAnsi="Arial" w:cs="Arial"/>
+          <w:rFonts w:ascii="Arial" w:hAnsi="Arial" w:cs="Arial" w:eastAsia="Arial"/>
           <w:color w:val="000000"/>
           <w:sz w:val="18"/>
           <w:highlight w:val="lightGray"/>
@@ -964,19 +964,19 @@
       </w:pPr>
       <w:r>
         <w:rPr>
-          <w:rFonts w:ascii="Roboto Mono" w:hAnsi="Roboto Mono"/>
+          <w:rFonts w:ascii="Roboto Mono" w:hAnsi="Roboto Mono" w:eastAsia="Roboto Mono"/>
         </w:rPr>
         <w:t xml:space="preserve">DateOfBirth </w:t>
       </w:r>
       <w:r>
         <w:rPr>
-          <w:rFonts w:ascii="Arial" w:hAnsi="Arial" w:cs="Arial"/>
+          <w:rFonts w:ascii="Roboto Mono" w:hAnsi="Roboto Mono" w:cs="Arial" w:eastAsia="Roboto Mono"/>
         </w:rPr>
         <w:t>→</w:t>
       </w:r>
       <w:r>
         <w:rPr>
-          <w:rFonts w:ascii="Roboto Mono" w:hAnsi="Roboto Mono"/>
+          <w:rFonts w:ascii="Roboto Mono" w:hAnsi="Roboto Mono" w:eastAsia="Roboto Mono"/>
         </w:rPr>
         <w:t xml:space="preserve"> Age</w:t>
       </w:r>
@@ -989,7 +989,7 @@
       </w:pPr>
       <w:r>
         <w:rPr>
-          <w:rFonts w:ascii="Roboto Mono" w:hAnsi="Roboto Mono"/>
+          <w:rFonts w:ascii="Roboto Mono" w:hAnsi="Roboto Mono" w:eastAsia="Roboto Mono"/>
         </w:rPr>
         <w:t>Example:</w:t>
       </w:r>
@@ -1062,7 +1062,7 @@
       </w:pPr>
       <w:r>
         <w:rPr>
-          <w:rFonts w:ascii="Roboto Mono" w:hAnsi="Roboto Mono"/>
+          <w:rFonts w:ascii="Roboto Mono" w:hAnsi="Roboto Mono" w:eastAsia="Roboto Mono"/>
         </w:rPr>
         <w:t>DateOfBirth = 15-06-2000</w:t>
       </w:r>
@@ -1075,7 +1075,7 @@
       </w:pPr>
       <w:r>
         <w:rPr>
-          <w:rFonts w:ascii="Roboto Mono" w:hAnsi="Roboto Mono"/>
+          <w:rFonts w:ascii="Roboto Mono" w:hAnsi="Roboto Mono" w:eastAsia="Roboto Mono"/>
         </w:rPr>
         <w:t>Calculated:</w:t>
       </w:r>
@@ -1148,7 +1148,7 @@
       </w:pPr>
       <w:r>
         <w:rPr>
-          <w:rFonts w:ascii="Roboto Mono" w:hAnsi="Roboto Mono"/>
+          <w:rFonts w:ascii="Roboto Mono" w:hAnsi="Roboto Mono" w:eastAsia="Roboto Mono"/>
         </w:rPr>
         <w:t>Age = 26</w:t>
       </w:r>
@@ -1161,7 +1161,7 @@
       </w:pPr>
       <w:r>
         <w:rPr>
-          <w:rFonts w:ascii="Roboto Mono" w:hAnsi="Roboto Mono"/>
+          <w:rFonts w:ascii="Roboto Mono" w:hAnsi="Roboto Mono" w:eastAsia="Roboto Mono"/>
         </w:rPr>
         <w:pict w14:anchorId="603E19A6">
           <v:rect id="_x0000_i1028" style="width:0;height:1.5pt" o:hralign="center" o:hrstd="t" o:hr="t" fillcolor="#a0a0a0" stroked="f"/>
@@ -1186,7 +1186,7 @@
       </w:pPr>
       <w:r>
         <w:rPr>
-          <w:rFonts w:ascii="Arial" w:hAnsi="Arial" w:cs="Arial"/>
+          <w:rFonts w:ascii="Arial" w:hAnsi="Arial" w:cs="Arial" w:eastAsia="Arial"/>
           <w:b/>
           <w:color w:val="000000"/>
           <w:sz w:val="18"/>
@@ -1196,7 +1196,7 @@
       </w:r>
       <w:r>
         <w:rPr>
-          <w:rFonts w:ascii="Arial" w:hAnsi="Arial" w:cs="Arial"/>
+          <w:rFonts w:ascii="Arial" w:hAnsi="Arial" w:cs="Arial" w:eastAsia="Arial"/>
           <w:color w:val="000000"/>
           <w:sz w:val="18"/>
           <w:highlight w:val="lightGray"/>
@@ -1205,7 +1205,7 @@
       </w:r>
       <w:r>
         <w:rPr>
-          <w:rFonts w:ascii="Arial" w:hAnsi="Arial" w:cs="Arial"/>
+          <w:rFonts w:ascii="Arial" w:hAnsi="Arial" w:cs="Arial" w:eastAsia="Arial"/>
           <w:b/>
           <w:color w:val="000000"/>
           <w:sz w:val="18"/>
@@ -1215,7 +1215,7 @@
       </w:r>
       <w:r>
         <w:rPr>
-          <w:rFonts w:ascii="Arial" w:hAnsi="Arial" w:cs="Arial"/>
+          <w:rFonts w:ascii="Arial" w:hAnsi="Arial" w:cs="Arial" w:eastAsia="Arial"/>
           <w:color w:val="000000"/>
           <w:sz w:val="18"/>
           <w:highlight w:val="lightGray"/>
@@ -1224,7 +1224,7 @@
       </w:r>
       <w:r>
         <w:rPr>
-          <w:rFonts w:ascii="Arial" w:hAnsi="Arial" w:cs="Arial"/>
+          <w:rFonts w:ascii="Arial" w:hAnsi="Arial" w:cs="Arial" w:eastAsia="Arial"/>
           <w:b/>
           <w:color w:val="000000"/>
           <w:sz w:val="18"/>
@@ -1234,7 +1234,7 @@
       </w:r>
       <w:r>
         <w:rPr>
-          <w:rFonts w:ascii="Arial" w:hAnsi="Arial" w:cs="Arial"/>
+          <w:rFonts w:ascii="Arial" w:hAnsi="Arial" w:cs="Arial" w:eastAsia="Arial"/>
           <w:color w:val="000000"/>
           <w:sz w:val="18"/>
           <w:highlight w:val="lightGray"/>
@@ -1305,19 +1305,19 @@
       </w:pPr>
       <w:r>
         <w:rPr>
-          <w:rFonts w:ascii="Roboto Mono" w:hAnsi="Roboto Mono"/>
+          <w:rFonts w:ascii="Roboto Mono" w:hAnsi="Roboto Mono" w:eastAsia="Roboto Mono"/>
         </w:rPr>
         <w:t xml:space="preserve">Quantity × UnitPrice </w:t>
       </w:r>
       <w:r>
         <w:rPr>
-          <w:rFonts w:ascii="Arial" w:hAnsi="Arial" w:cs="Arial"/>
+          <w:rFonts w:ascii="Roboto Mono" w:hAnsi="Roboto Mono" w:cs="Arial" w:eastAsia="Roboto Mono"/>
         </w:rPr>
         <w:t>→</w:t>
       </w:r>
       <w:r>
         <w:rPr>
-          <w:rFonts w:ascii="Roboto Mono" w:hAnsi="Roboto Mono"/>
+          <w:rFonts w:ascii="Roboto Mono" w:hAnsi="Roboto Mono" w:eastAsia="Roboto Mono"/>
         </w:rPr>
         <w:t xml:space="preserve"> TotalAmount</w:t>
       </w:r>
@@ -1330,7 +1330,7 @@
       </w:pPr>
       <w:r>
         <w:rPr>
-          <w:rFonts w:ascii="Roboto Mono" w:hAnsi="Roboto Mono"/>
+          <w:rFonts w:ascii="Roboto Mono" w:hAnsi="Roboto Mono" w:eastAsia="Roboto Mono"/>
         </w:rPr>
         <w:t>Example:</w:t>
       </w:r>
@@ -1403,13 +1403,13 @@
       </w:pPr>
       <w:r>
         <w:rPr>
-          <w:rFonts w:ascii="Roboto Mono" w:hAnsi="Roboto Mono"/>
+          <w:rFonts w:ascii="Roboto Mono" w:hAnsi="Roboto Mono" w:eastAsia="Roboto Mono"/>
         </w:rPr>
         <w:t>Quantity = 5</w:t>
       </w:r>
       <w:r>
         <w:rPr>
-          <w:rFonts w:ascii="Roboto Mono" w:hAnsi="Roboto Mono"/>
+          <w:rFonts w:ascii="Roboto Mono" w:hAnsi="Roboto Mono" w:eastAsia="Roboto Mono"/>
         </w:rPr>
         <w:br/>
         <w:t>Unit Price = $20</w:t>
@@ -1423,7 +1423,7 @@
       </w:pPr>
       <w:r>
         <w:rPr>
-          <w:rFonts w:ascii="Roboto Mono" w:hAnsi="Roboto Mono"/>
+          <w:rFonts w:ascii="Roboto Mono" w:hAnsi="Roboto Mono" w:eastAsia="Roboto Mono"/>
         </w:rPr>
         <w:t>Calculated:</w:t>
       </w:r>
@@ -1496,7 +1496,7 @@
       </w:pPr>
       <w:r>
         <w:rPr>
-          <w:rFonts w:ascii="Roboto Mono" w:hAnsi="Roboto Mono"/>
+          <w:rFonts w:ascii="Roboto Mono" w:hAnsi="Roboto Mono" w:eastAsia="Roboto Mono"/>
         </w:rPr>
         <w:t>Total Amount = $100</w:t>
       </w:r>
@@ -1509,7 +1509,7 @@
       </w:pPr>
       <w:r>
         <w:rPr>
-          <w:rFonts w:ascii="Roboto Mono" w:hAnsi="Roboto Mono"/>
+          <w:rFonts w:ascii="Roboto Mono" w:hAnsi="Roboto Mono" w:eastAsia="Roboto Mono"/>
         </w:rPr>
         <w:pict w14:anchorId="496AED57">
           <v:rect id="_x0000_i1029" style="width:0;height:1.5pt" o:hralign="center" o:hrstd="t" o:hr="t" fillcolor="#a0a0a0" stroked="f"/>
@@ -1534,7 +1534,7 @@
       </w:pPr>
       <w:r>
         <w:rPr>
-          <w:rFonts w:ascii="Arial" w:hAnsi="Arial" w:cs="Arial"/>
+          <w:rFonts w:ascii="Arial" w:hAnsi="Arial" w:cs="Arial" w:eastAsia="Arial"/>
           <w:b/>
           <w:color w:val="000000"/>
           <w:sz w:val="18"/>
@@ -1544,7 +1544,7 @@
       </w:r>
       <w:r>
         <w:rPr>
-          <w:rFonts w:ascii="Arial" w:hAnsi="Arial" w:cs="Arial"/>
+          <w:rFonts w:ascii="Arial" w:hAnsi="Arial" w:cs="Arial" w:eastAsia="Arial"/>
           <w:color w:val="000000"/>
           <w:sz w:val="18"/>
           <w:highlight w:val="lightGray"/>
@@ -1553,7 +1553,7 @@
       </w:r>
       <w:r>
         <w:rPr>
-          <w:rFonts w:ascii="Arial" w:hAnsi="Arial" w:cs="Arial"/>
+          <w:rFonts w:ascii="Arial" w:hAnsi="Arial" w:cs="Arial" w:eastAsia="Arial"/>
           <w:b/>
           <w:color w:val="000000"/>
           <w:sz w:val="18"/>
@@ -1563,7 +1563,7 @@
       </w:r>
       <w:r>
         <w:rPr>
-          <w:rFonts w:ascii="Arial" w:hAnsi="Arial" w:cs="Arial"/>
+          <w:rFonts w:ascii="Arial" w:hAnsi="Arial" w:cs="Arial" w:eastAsia="Arial"/>
           <w:color w:val="000000"/>
           <w:sz w:val="18"/>
           <w:highlight w:val="lightGray"/>
@@ -1572,7 +1572,7 @@
       </w:r>
       <w:r>
         <w:rPr>
-          <w:rFonts w:ascii="Arial" w:hAnsi="Arial" w:cs="Arial"/>
+          <w:rFonts w:ascii="Arial" w:hAnsi="Arial" w:cs="Arial" w:eastAsia="Arial"/>
           <w:b/>
           <w:color w:val="000000"/>
           <w:sz w:val="18"/>
@@ -1582,7 +1582,7 @@
       </w:r>
       <w:r>
         <w:rPr>
-          <w:rFonts w:ascii="Arial" w:hAnsi="Arial" w:cs="Arial"/>
+          <w:rFonts w:ascii="Arial" w:hAnsi="Arial" w:cs="Arial" w:eastAsia="Arial"/>
           <w:color w:val="000000"/>
           <w:sz w:val="18"/>
           <w:highlight w:val="lightGray"/>
@@ -1653,19 +1653,19 @@
       </w:pPr>
       <w:r>
         <w:rPr>
-          <w:rFonts w:ascii="Roboto Mono" w:hAnsi="Roboto Mono"/>
+          <w:rFonts w:ascii="Roboto Mono" w:hAnsi="Roboto Mono" w:eastAsia="Roboto Mono"/>
         </w:rPr>
         <w:t xml:space="preserve">HireDate </w:t>
       </w:r>
       <w:r>
         <w:rPr>
-          <w:rFonts w:ascii="Arial" w:hAnsi="Arial" w:cs="Arial"/>
+          <w:rFonts w:ascii="Roboto Mono" w:hAnsi="Roboto Mono" w:cs="Arial" w:eastAsia="Roboto Mono"/>
         </w:rPr>
         <w:t>→</w:t>
       </w:r>
       <w:r>
         <w:rPr>
-          <w:rFonts w:ascii="Roboto Mono" w:hAnsi="Roboto Mono"/>
+          <w:rFonts w:ascii="Roboto Mono" w:hAnsi="Roboto Mono" w:eastAsia="Roboto Mono"/>
         </w:rPr>
         <w:t xml:space="preserve"> YearsOfExperience</w:t>
       </w:r>
@@ -1678,7 +1678,7 @@
       </w:pPr>
       <w:r>
         <w:rPr>
-          <w:rFonts w:ascii="Roboto Mono" w:hAnsi="Roboto Mono"/>
+          <w:rFonts w:ascii="Roboto Mono" w:hAnsi="Roboto Mono" w:eastAsia="Roboto Mono"/>
         </w:rPr>
         <w:t>Example:</w:t>
       </w:r>
@@ -1751,7 +1751,7 @@
       </w:pPr>
       <w:r>
         <w:rPr>
-          <w:rFonts w:ascii="Roboto Mono" w:hAnsi="Roboto Mono"/>
+          <w:rFonts w:ascii="Roboto Mono" w:hAnsi="Roboto Mono" w:eastAsia="Roboto Mono"/>
         </w:rPr>
         <w:t>HireDate = 01-01-2020</w:t>
       </w:r>
@@ -1764,7 +1764,7 @@
       </w:pPr>
       <w:r>
         <w:rPr>
-          <w:rFonts w:ascii="Roboto Mono" w:hAnsi="Roboto Mono"/>
+          <w:rFonts w:ascii="Roboto Mono" w:hAnsi="Roboto Mono" w:eastAsia="Roboto Mono"/>
         </w:rPr>
         <w:t>Calculated:</w:t>
       </w:r>
@@ -1837,7 +1837,7 @@
       </w:pPr>
       <w:r>
         <w:rPr>
-          <w:rFonts w:ascii="Roboto Mono" w:hAnsi="Roboto Mono"/>
+          <w:rFonts w:ascii="Roboto Mono" w:hAnsi="Roboto Mono" w:eastAsia="Roboto Mono"/>
         </w:rPr>
         <w:t>Experience = 6 Years</w:t>
       </w:r>
@@ -1850,7 +1850,7 @@
       </w:pPr>
       <w:r>
         <w:rPr>
-          <w:rFonts w:ascii="Roboto Mono" w:hAnsi="Roboto Mono"/>
+          <w:rFonts w:ascii="Roboto Mono" w:hAnsi="Roboto Mono" w:eastAsia="Roboto Mono"/>
         </w:rPr>
         <w:pict w14:anchorId="261FFBFF">
           <v:rect id="_x0000_i1030" style="width:0;height:1.5pt" o:hralign="center" o:hrstd="t" o:hr="t" fillcolor="#a0a0a0" stroked="f"/>
@@ -1875,7 +1875,7 @@
       </w:pPr>
       <w:r>
         <w:rPr>
-          <w:rFonts w:ascii="Arial" w:hAnsi="Arial" w:cs="Arial"/>
+          <w:rFonts w:ascii="Arial" w:hAnsi="Arial" w:cs="Arial" w:eastAsia="Arial"/>
           <w:b/>
           <w:color w:val="000000"/>
           <w:sz w:val="18"/>
@@ -1885,7 +1885,7 @@
       </w:r>
       <w:r>
         <w:rPr>
-          <w:rFonts w:ascii="Arial" w:hAnsi="Arial" w:cs="Arial"/>
+          <w:rFonts w:ascii="Arial" w:hAnsi="Arial" w:cs="Arial" w:eastAsia="Arial"/>
           <w:color w:val="000000"/>
           <w:sz w:val="18"/>
           <w:highlight w:val="lightGray"/>
@@ -1894,7 +1894,7 @@
       </w:r>
       <w:r>
         <w:rPr>
-          <w:rFonts w:ascii="Arial" w:hAnsi="Arial" w:cs="Arial"/>
+          <w:rFonts w:ascii="Arial" w:hAnsi="Arial" w:cs="Arial" w:eastAsia="Arial"/>
           <w:b/>
           <w:color w:val="000000"/>
           <w:sz w:val="18"/>
@@ -1904,7 +1904,7 @@
       </w:r>
       <w:r>
         <w:rPr>
-          <w:rFonts w:ascii="Arial" w:hAnsi="Arial" w:cs="Arial"/>
+          <w:rFonts w:ascii="Arial" w:hAnsi="Arial" w:cs="Arial" w:eastAsia="Arial"/>
           <w:color w:val="000000"/>
           <w:sz w:val="18"/>
           <w:highlight w:val="lightGray"/>
@@ -1913,7 +1913,7 @@
       </w:r>
       <w:r>
         <w:rPr>
-          <w:rFonts w:ascii="Arial" w:hAnsi="Arial" w:cs="Arial"/>
+          <w:rFonts w:ascii="Arial" w:hAnsi="Arial" w:cs="Arial" w:eastAsia="Arial"/>
           <w:b/>
           <w:color w:val="000000"/>
           <w:sz w:val="18"/>
@@ -1923,7 +1923,7 @@
       </w:r>
       <w:r>
         <w:rPr>
-          <w:rFonts w:ascii="Arial" w:hAnsi="Arial" w:cs="Arial"/>
+          <w:rFonts w:ascii="Arial" w:hAnsi="Arial" w:cs="Arial" w:eastAsia="Arial"/>
           <w:color w:val="000000"/>
           <w:sz w:val="18"/>
           <w:highlight w:val="lightGray"/>
@@ -1994,19 +1994,19 @@
       </w:pPr>
       <w:r>
         <w:rPr>
-          <w:rFonts w:ascii="Roboto Mono" w:hAnsi="Roboto Mono"/>
+          <w:rFonts w:ascii="Roboto Mono" w:hAnsi="Roboto Mono" w:eastAsia="Roboto Mono"/>
         </w:rPr>
         <w:t xml:space="preserve">Course Grades </w:t>
       </w:r>
       <w:r>
         <w:rPr>
-          <w:rFonts w:ascii="Arial" w:hAnsi="Arial" w:cs="Arial"/>
+          <w:rFonts w:ascii="Roboto Mono" w:hAnsi="Roboto Mono" w:cs="Arial" w:eastAsia="Roboto Mono"/>
         </w:rPr>
         <w:t>→</w:t>
       </w:r>
       <w:r>
         <w:rPr>
-          <w:rFonts w:ascii="Roboto Mono" w:hAnsi="Roboto Mono"/>
+          <w:rFonts w:ascii="Roboto Mono" w:hAnsi="Roboto Mono" w:eastAsia="Roboto Mono"/>
         </w:rPr>
         <w:t xml:space="preserve"> GPA</w:t>
       </w:r>
@@ -2019,7 +2019,7 @@
       </w:pPr>
       <w:r>
         <w:rPr>
-          <w:rFonts w:ascii="Roboto Mono" w:hAnsi="Roboto Mono"/>
+          <w:rFonts w:ascii="Roboto Mono" w:hAnsi="Roboto Mono" w:eastAsia="Roboto Mono"/>
         </w:rPr>
         <w:t>GPA is calculated from course grades.</w:t>
       </w:r>
@@ -2032,7 +2032,7 @@
       </w:pPr>
       <w:r>
         <w:rPr>
-          <w:rFonts w:ascii="Roboto Mono" w:hAnsi="Roboto Mono"/>
+          <w:rFonts w:ascii="Roboto Mono" w:hAnsi="Roboto Mono" w:eastAsia="Roboto Mono"/>
         </w:rPr>
         <w:pict w14:anchorId="341333DD">
           <v:rect id="_x0000_i1031" style="width:0;height:1.5pt" o:hralign="center" o:hrstd="t" o:hr="t" fillcolor="#a0a0a0" stroked="f"/>
@@ -2056,7 +2056,7 @@
     <w:p>
       <w:r>
         <w:rPr>
-          <w:rFonts w:ascii="Arial" w:hAnsi="Arial" w:cs="Arial"/>
+          <w:rFonts w:ascii="Arial" w:hAnsi="Arial" w:cs="Arial" w:eastAsia="Arial"/>
           <w:b/>
           <w:color w:val="000000"/>
           <w:sz w:val="18"/>
@@ -2066,7 +2066,7 @@
       </w:r>
       <w:r>
         <w:rPr>
-          <w:rFonts w:ascii="Arial" w:hAnsi="Arial" w:cs="Arial"/>
+          <w:rFonts w:ascii="Arial" w:hAnsi="Arial" w:cs="Arial" w:eastAsia="Arial"/>
           <w:color w:val="000000"/>
           <w:sz w:val="18"/>
           <w:highlight w:val="lightGray"/>
@@ -2075,7 +2075,7 @@
       </w:r>
       <w:r>
         <w:rPr>
-          <w:rFonts w:ascii="Arial" w:hAnsi="Arial" w:cs="Arial"/>
+          <w:rFonts w:ascii="Arial" w:hAnsi="Arial" w:cs="Arial" w:eastAsia="Arial"/>
           <w:b/>
           <w:color w:val="000000"/>
           <w:sz w:val="18"/>
@@ -2085,7 +2085,7 @@
       </w:r>
       <w:r>
         <w:rPr>
-          <w:rFonts w:ascii="Arial" w:hAnsi="Arial" w:cs="Arial"/>
+          <w:rFonts w:ascii="Arial" w:hAnsi="Arial" w:cs="Arial" w:eastAsia="Arial"/>
           <w:color w:val="000000"/>
           <w:sz w:val="18"/>
           <w:highlight w:val="lightGray"/>
@@ -2094,7 +2094,7 @@
       </w:r>
       <w:r>
         <w:rPr>
-          <w:rFonts w:ascii="Arial" w:hAnsi="Arial" w:cs="Arial"/>
+          <w:rFonts w:ascii="Arial" w:hAnsi="Arial" w:cs="Arial" w:eastAsia="Arial"/>
           <w:b/>
           <w:color w:val="000000"/>
           <w:sz w:val="18"/>
@@ -2104,7 +2104,7 @@
       </w:r>
       <w:r>
         <w:rPr>
-          <w:rFonts w:ascii="Arial" w:hAnsi="Arial" w:cs="Arial"/>
+          <w:rFonts w:ascii="Arial" w:hAnsi="Arial" w:cs="Arial" w:eastAsia="Arial"/>
           <w:color w:val="000000"/>
           <w:sz w:val="18"/>
           <w:highlight w:val="lightGray"/>
@@ -2120,7 +2120,7 @@
       </w:pPr>
       <w:r>
         <w:rPr>
-          <w:rFonts w:ascii="Roboto Mono" w:hAnsi="Roboto Mono"/>
+          <w:rFonts w:ascii="Roboto Mono" w:hAnsi="Roboto Mono" w:eastAsia="Roboto Mono"/>
         </w:rPr>
         <w:t>A derived attribute:</w:t>
       </w:r>
@@ -2137,7 +2137,7 @@
       </w:pPr>
       <w:r>
         <w:rPr>
-          <w:rFonts w:ascii="Roboto Mono" w:hAnsi="Roboto Mono"/>
+          <w:rFonts w:ascii="Roboto Mono" w:hAnsi="Roboto Mono" w:eastAsia="Roboto Mono"/>
         </w:rPr>
         <w:t xml:space="preserve">Is calculated from other attributes </w:t>
       </w:r>
@@ -2154,7 +2154,7 @@
       </w:pPr>
       <w:r>
         <w:rPr>
-          <w:rFonts w:ascii="Roboto Mono" w:hAnsi="Roboto Mono"/>
+          <w:rFonts w:ascii="Roboto Mono" w:hAnsi="Roboto Mono" w:eastAsia="Roboto Mono"/>
         </w:rPr>
         <w:t xml:space="preserve">May not be physically stored </w:t>
       </w:r>
@@ -2171,7 +2171,7 @@
       </w:pPr>
       <w:r>
         <w:rPr>
-          <w:rFonts w:ascii="Roboto Mono" w:hAnsi="Roboto Mono"/>
+          <w:rFonts w:ascii="Roboto Mono" w:hAnsi="Roboto Mono" w:eastAsia="Roboto Mono"/>
         </w:rPr>
         <w:t xml:space="preserve">Changes when source data changes </w:t>
       </w:r>
@@ -2188,7 +2188,7 @@
       </w:pPr>
       <w:r>
         <w:rPr>
-          <w:rFonts w:ascii="Roboto Mono" w:hAnsi="Roboto Mono"/>
+          <w:rFonts w:ascii="Roboto Mono" w:hAnsi="Roboto Mono" w:eastAsia="Roboto Mono"/>
         </w:rPr>
         <w:t xml:space="preserve">Reduces duplicate data </w:t>
       </w:r>
@@ -2201,7 +2201,7 @@
       </w:pPr>
       <w:r>
         <w:rPr>
-          <w:rFonts w:ascii="Roboto Mono" w:hAnsi="Roboto Mono"/>
+          <w:rFonts w:ascii="Roboto Mono" w:hAnsi="Roboto Mono" w:eastAsia="Roboto Mono"/>
         </w:rPr>
         <w:pict w14:anchorId="5FB97109">
           <v:rect id="_x0000_i1032" style="width:0;height:1.5pt" o:hralign="center" o:hrstd="t" o:hr="t" fillcolor="#a0a0a0" stroked="f"/>
@@ -2225,7 +2225,7 @@
     <w:p>
       <w:r>
         <w:rPr>
-          <w:rFonts w:ascii="Arial" w:hAnsi="Arial" w:cs="Arial"/>
+          <w:rFonts w:ascii="Arial" w:hAnsi="Arial" w:cs="Arial" w:eastAsia="Arial"/>
           <w:b/>
           <w:color w:val="000000"/>
           <w:sz w:val="18"/>
@@ -2235,7 +2235,7 @@
       </w:r>
       <w:r>
         <w:rPr>
-          <w:rFonts w:ascii="Arial" w:hAnsi="Arial" w:cs="Arial"/>
+          <w:rFonts w:ascii="Arial" w:hAnsi="Arial" w:cs="Arial" w:eastAsia="Arial"/>
           <w:color w:val="000000"/>
           <w:sz w:val="18"/>
           <w:highlight w:val="lightGray"/>
@@ -2244,7 +2244,7 @@
       </w:r>
       <w:r>
         <w:rPr>
-          <w:rFonts w:ascii="Arial" w:hAnsi="Arial" w:cs="Arial"/>
+          <w:rFonts w:ascii="Arial" w:hAnsi="Arial" w:cs="Arial" w:eastAsia="Arial"/>
           <w:b/>
           <w:color w:val="000000"/>
           <w:sz w:val="18"/>
@@ -2254,7 +2254,7 @@
       </w:r>
       <w:r>
         <w:rPr>
-          <w:rFonts w:ascii="Arial" w:hAnsi="Arial" w:cs="Arial"/>
+          <w:rFonts w:ascii="Arial" w:hAnsi="Arial" w:cs="Arial" w:eastAsia="Arial"/>
           <w:color w:val="000000"/>
           <w:sz w:val="18"/>
           <w:highlight w:val="lightGray"/>
@@ -2263,7 +2263,7 @@
       </w:r>
       <w:r>
         <w:rPr>
-          <w:rFonts w:ascii="Arial" w:hAnsi="Arial" w:cs="Arial"/>
+          <w:rFonts w:ascii="Arial" w:hAnsi="Arial" w:cs="Arial" w:eastAsia="Arial"/>
           <w:b/>
           <w:color w:val="000000"/>
           <w:sz w:val="18"/>
@@ -2273,7 +2273,7 @@
       </w:r>
       <w:r>
         <w:rPr>
-          <w:rFonts w:ascii="Arial" w:hAnsi="Arial" w:cs="Arial"/>
+          <w:rFonts w:ascii="Arial" w:hAnsi="Arial" w:cs="Arial" w:eastAsia="Arial"/>
           <w:color w:val="000000"/>
           <w:sz w:val="18"/>
           <w:highlight w:val="lightGray"/>
@@ -2289,13 +2289,13 @@
       </w:pPr>
       <w:r>
         <w:rPr>
-          <w:rFonts w:ascii="Roboto Mono" w:hAnsi="Roboto Mono"/>
+          <w:rFonts w:ascii="Roboto Mono" w:hAnsi="Roboto Mono" w:eastAsia="Roboto Mono"/>
         </w:rPr>
         <w:t xml:space="preserve">In ER diagrams, a derived attribute is usually shown using a </w:t>
       </w:r>
       <w:r>
         <w:rPr>
-          <w:rFonts w:ascii="Roboto Mono" w:hAnsi="Roboto Mono"/>
+          <w:rFonts w:ascii="Roboto Mono" w:hAnsi="Roboto Mono" w:eastAsia="Roboto Mono"/>
           <w:b/>
           <w:bCs/>
         </w:rPr>
@@ -2303,7 +2303,7 @@
       </w:r>
       <w:r>
         <w:rPr>
-          <w:rFonts w:ascii="Roboto Mono" w:hAnsi="Roboto Mono"/>
+          <w:rFonts w:ascii="Roboto Mono" w:hAnsi="Roboto Mono" w:eastAsia="Roboto Mono"/>
         </w:rPr>
         <w:t>.</w:t>
       </w:r>
@@ -2316,7 +2316,7 @@
       </w:pPr>
       <w:r>
         <w:rPr>
-          <w:rFonts w:ascii="Roboto Mono" w:hAnsi="Roboto Mono"/>
+          <w:rFonts w:ascii="Roboto Mono" w:hAnsi="Roboto Mono" w:eastAsia="Roboto Mono"/>
         </w:rPr>
         <w:t>Example:</w:t>
       </w:r>
@@ -2389,46 +2389,46 @@
       </w:pPr>
       <w:r>
         <w:rPr>
-          <w:rFonts w:ascii="Roboto Mono" w:hAnsi="Roboto Mono"/>
+          <w:rFonts w:ascii="Roboto Mono" w:hAnsi="Roboto Mono" w:eastAsia="Roboto Mono"/>
         </w:rPr>
         <w:t xml:space="preserve">          Person</w:t>
       </w:r>
       <w:r>
         <w:rPr>
-          <w:rFonts w:ascii="Roboto Mono" w:hAnsi="Roboto Mono"/>
+          <w:rFonts w:ascii="Roboto Mono" w:hAnsi="Roboto Mono" w:eastAsia="Roboto Mono"/>
         </w:rPr>
         <w:br/>
         <w:t xml:space="preserve">             </w:t>
       </w:r>
       <w:r>
         <w:rPr>
-          <w:rFonts w:ascii="MS Gothic" w:eastAsia="MS Gothic" w:hAnsi="MS Gothic" w:cs="MS Gothic" w:hint="eastAsia"/>
+          <w:rFonts w:ascii="Roboto Mono" w:eastAsia="Roboto Mono" w:hAnsi="Roboto Mono" w:cs="MS Gothic" w:hint="eastAsia"/>
         </w:rPr>
         <w:t>│</w:t>
       </w:r>
       <w:r>
         <w:rPr>
-          <w:rFonts w:ascii="Roboto Mono" w:hAnsi="Roboto Mono"/>
+          <w:rFonts w:ascii="Roboto Mono" w:hAnsi="Roboto Mono" w:eastAsia="Roboto Mono"/>
         </w:rPr>
         <w:br/>
         <w:t xml:space="preserve">      - - - Age - - -</w:t>
       </w:r>
       <w:r>
         <w:rPr>
-          <w:rFonts w:ascii="Roboto Mono" w:hAnsi="Roboto Mono"/>
+          <w:rFonts w:ascii="Roboto Mono" w:hAnsi="Roboto Mono" w:eastAsia="Roboto Mono"/>
         </w:rPr>
         <w:br/>
         <w:t xml:space="preserve">             </w:t>
       </w:r>
       <w:r>
         <w:rPr>
-          <w:rFonts w:ascii="MS Gothic" w:eastAsia="MS Gothic" w:hAnsi="MS Gothic" w:cs="MS Gothic" w:hint="eastAsia"/>
+          <w:rFonts w:ascii="Roboto Mono" w:eastAsia="Roboto Mono" w:hAnsi="Roboto Mono" w:cs="MS Gothic" w:hint="eastAsia"/>
         </w:rPr>
         <w:t>│</w:t>
       </w:r>
       <w:r>
         <w:rPr>
-          <w:rFonts w:ascii="Roboto Mono" w:hAnsi="Roboto Mono"/>
+          <w:rFonts w:ascii="Roboto Mono" w:hAnsi="Roboto Mono" w:eastAsia="Roboto Mono"/>
         </w:rPr>
         <w:br/>
         <w:t xml:space="preserve">       DateOfBirth</w:t>
@@ -2442,13 +2442,13 @@
       </w:pPr>
       <w:r>
         <w:rPr>
-          <w:rFonts w:ascii="Roboto Mono" w:hAnsi="Roboto Mono"/>
+          <w:rFonts w:ascii="Roboto Mono" w:hAnsi="Roboto Mono" w:eastAsia="Roboto Mono"/>
         </w:rPr>
         <w:t xml:space="preserve">The dashed oval indicates that </w:t>
       </w:r>
       <w:r>
         <w:rPr>
-          <w:rFonts w:ascii="Roboto Mono" w:hAnsi="Roboto Mono"/>
+          <w:rFonts w:ascii="Roboto Mono" w:hAnsi="Roboto Mono" w:eastAsia="Roboto Mono"/>
           <w:b/>
           <w:bCs/>
         </w:rPr>
@@ -2456,7 +2456,7 @@
       </w:r>
       <w:r>
         <w:rPr>
-          <w:rFonts w:ascii="Roboto Mono" w:hAnsi="Roboto Mono"/>
+          <w:rFonts w:ascii="Roboto Mono" w:hAnsi="Roboto Mono" w:eastAsia="Roboto Mono"/>
         </w:rPr>
         <w:t xml:space="preserve"> is derived.</w:t>
       </w:r>
@@ -2469,7 +2469,7 @@
       </w:pPr>
       <w:r>
         <w:rPr>
-          <w:rFonts w:ascii="Roboto Mono" w:hAnsi="Roboto Mono"/>
+          <w:rFonts w:ascii="Roboto Mono" w:hAnsi="Roboto Mono" w:eastAsia="Roboto Mono"/>
         </w:rPr>
         <w:pict w14:anchorId="6832589C">
           <v:rect id="_x0000_i1033" style="width:0;height:1.5pt" o:hralign="center" o:hrstd="t" o:hr="t" fillcolor="#a0a0a0" stroked="f"/>
@@ -2493,7 +2493,7 @@
     <w:p>
       <w:r>
         <w:rPr>
-          <w:rFonts w:ascii="Arial" w:hAnsi="Arial" w:cs="Arial"/>
+          <w:rFonts w:ascii="Arial" w:hAnsi="Arial" w:cs="Arial" w:eastAsia="Arial"/>
           <w:b/>
           <w:color w:val="000000"/>
           <w:sz w:val="18"/>
@@ -2503,7 +2503,7 @@
       </w:r>
       <w:r>
         <w:rPr>
-          <w:rFonts w:ascii="Arial" w:hAnsi="Arial" w:cs="Arial"/>
+          <w:rFonts w:ascii="Arial" w:hAnsi="Arial" w:cs="Arial" w:eastAsia="Arial"/>
           <w:color w:val="000000"/>
           <w:sz w:val="18"/>
           <w:highlight w:val="lightGray"/>
@@ -2512,7 +2512,7 @@
       </w:r>
       <w:r>
         <w:rPr>
-          <w:rFonts w:ascii="Arial" w:hAnsi="Arial" w:cs="Arial"/>
+          <w:rFonts w:ascii="Arial" w:hAnsi="Arial" w:cs="Arial" w:eastAsia="Arial"/>
           <w:b/>
           <w:color w:val="000000"/>
           <w:sz w:val="18"/>
@@ -2522,7 +2522,7 @@
       </w:r>
       <w:r>
         <w:rPr>
-          <w:rFonts w:ascii="Arial" w:hAnsi="Arial" w:cs="Arial"/>
+          <w:rFonts w:ascii="Arial" w:hAnsi="Arial" w:cs="Arial" w:eastAsia="Arial"/>
           <w:color w:val="000000"/>
           <w:sz w:val="18"/>
           <w:highlight w:val="lightGray"/>
@@ -2531,7 +2531,7 @@
       </w:r>
       <w:r>
         <w:rPr>
-          <w:rFonts w:ascii="Arial" w:hAnsi="Arial" w:cs="Arial"/>
+          <w:rFonts w:ascii="Arial" w:hAnsi="Arial" w:cs="Arial" w:eastAsia="Arial"/>
           <w:b/>
           <w:color w:val="000000"/>
           <w:sz w:val="18"/>
@@ -2541,7 +2541,7 @@
       </w:r>
       <w:r>
         <w:rPr>
-          <w:rFonts w:ascii="Arial" w:hAnsi="Arial" w:cs="Arial"/>
+          <w:rFonts w:ascii="Arial" w:hAnsi="Arial" w:cs="Arial" w:eastAsia="Arial"/>
           <w:color w:val="000000"/>
           <w:sz w:val="18"/>
           <w:highlight w:val="lightGray"/>
@@ -2559,7 +2559,7 @@
       </w:pPr>
       <w:r>
         <w:rPr>
-          <w:rFonts w:ascii="Roboto Mono" w:hAnsi="Roboto Mono"/>
+          <w:rFonts w:ascii="Roboto Mono" w:hAnsi="Roboto Mono" w:eastAsia="Roboto Mono"/>
           <w:b/>
           <w:bCs/>
         </w:rPr>
@@ -2752,7 +2752,7 @@
       </w:pPr>
       <w:r>
         <w:rPr>
-          <w:rFonts w:ascii="Roboto Mono" w:hAnsi="Roboto Mono"/>
+          <w:rFonts w:ascii="Roboto Mono" w:hAnsi="Roboto Mono" w:eastAsia="Roboto Mono"/>
         </w:rPr>
         <w:pict w14:anchorId="6E7E398D">
           <v:rect id="_x0000_i1034" style="width:0;height:1.5pt" o:hralign="center" o:hrstd="t" o:hr="t" fillcolor="#a0a0a0" stroked="f"/>
@@ -2769,7 +2769,7 @@
       </w:pPr>
       <w:r>
         <w:rPr>
-          <w:rFonts w:ascii="Roboto Mono" w:hAnsi="Roboto Mono"/>
+          <w:rFonts w:ascii="Roboto Mono" w:hAnsi="Roboto Mono" w:eastAsia="Roboto Mono"/>
           <w:b/>
           <w:bCs/>
         </w:rPr>
@@ -2962,7 +2962,7 @@
       </w:pPr>
       <w:r>
         <w:rPr>
-          <w:rFonts w:ascii="Roboto Mono" w:hAnsi="Roboto Mono"/>
+          <w:rFonts w:ascii="Roboto Mono" w:hAnsi="Roboto Mono" w:eastAsia="Roboto Mono"/>
         </w:rPr>
         <w:t>Age can be calculated from DateOfBirth, so storing Age may not be necessary.</w:t>
       </w:r>
@@ -2975,7 +2975,7 @@
       </w:pPr>
       <w:r>
         <w:rPr>
-          <w:rFonts w:ascii="Roboto Mono" w:hAnsi="Roboto Mono"/>
+          <w:rFonts w:ascii="Roboto Mono" w:hAnsi="Roboto Mono" w:eastAsia="Roboto Mono"/>
         </w:rPr>
         <w:pict w14:anchorId="7B72D11A">
           <v:rect id="_x0000_i1035" style="width:0;height:1.5pt" o:hralign="center" o:hrstd="t" o:hr="t" fillcolor="#a0a0a0" stroked="f"/>
@@ -2999,7 +2999,7 @@
     <w:p>
       <w:r>
         <w:rPr>
-          <w:rFonts w:ascii="Arial" w:hAnsi="Arial" w:cs="Arial"/>
+          <w:rFonts w:ascii="Arial" w:hAnsi="Arial" w:cs="Arial" w:eastAsia="Arial"/>
           <w:b/>
           <w:color w:val="000000"/>
           <w:sz w:val="18"/>
@@ -3009,7 +3009,7 @@
       </w:r>
       <w:r>
         <w:rPr>
-          <w:rFonts w:ascii="Arial" w:hAnsi="Arial" w:cs="Arial"/>
+          <w:rFonts w:ascii="Arial" w:hAnsi="Arial" w:cs="Arial" w:eastAsia="Arial"/>
           <w:color w:val="000000"/>
           <w:sz w:val="18"/>
           <w:highlight w:val="lightGray"/>
@@ -3018,7 +3018,7 @@
       </w:r>
       <w:r>
         <w:rPr>
-          <w:rFonts w:ascii="Arial" w:hAnsi="Arial" w:cs="Arial"/>
+          <w:rFonts w:ascii="Arial" w:hAnsi="Arial" w:cs="Arial" w:eastAsia="Arial"/>
           <w:b/>
           <w:color w:val="000000"/>
           <w:sz w:val="18"/>
@@ -3028,7 +3028,7 @@
       </w:r>
       <w:r>
         <w:rPr>
-          <w:rFonts w:ascii="Arial" w:hAnsi="Arial" w:cs="Arial"/>
+          <w:rFonts w:ascii="Arial" w:hAnsi="Arial" w:cs="Arial" w:eastAsia="Arial"/>
           <w:color w:val="000000"/>
           <w:sz w:val="18"/>
           <w:highlight w:val="lightGray"/>
@@ -3037,7 +3037,7 @@
       </w:r>
       <w:r>
         <w:rPr>
-          <w:rFonts w:ascii="Arial" w:hAnsi="Arial" w:cs="Arial"/>
+          <w:rFonts w:ascii="Arial" w:hAnsi="Arial" w:cs="Arial" w:eastAsia="Arial"/>
           <w:b/>
           <w:color w:val="000000"/>
           <w:sz w:val="18"/>
@@ -3047,7 +3047,7 @@
       </w:r>
       <w:r>
         <w:rPr>
-          <w:rFonts w:ascii="Arial" w:hAnsi="Arial" w:cs="Arial"/>
+          <w:rFonts w:ascii="Arial" w:hAnsi="Arial" w:cs="Arial" w:eastAsia="Arial"/>
           <w:color w:val="000000"/>
           <w:sz w:val="18"/>
           <w:highlight w:val="lightGray"/>
@@ -3065,7 +3065,7 @@
       </w:pPr>
       <w:r>
         <w:rPr>
-          <w:rFonts w:ascii="Roboto Mono" w:hAnsi="Roboto Mono"/>
+          <w:rFonts w:ascii="Roboto Mono" w:hAnsi="Roboto Mono" w:eastAsia="Roboto Mono"/>
           <w:b/>
           <w:bCs/>
         </w:rPr>
@@ -3142,7 +3142,7 @@
       </w:pPr>
       <w:r>
         <w:rPr>
-          <w:rFonts w:ascii="Roboto Mono" w:hAnsi="Roboto Mono"/>
+          <w:rFonts w:ascii="Roboto Mono" w:hAnsi="Roboto Mono" w:eastAsia="Roboto Mono"/>
         </w:rPr>
         <w:t>Order</w:t>
       </w:r>
@@ -3157,7 +3157,7 @@
       </w:pPr>
       <w:r>
         <w:rPr>
-          <w:rFonts w:ascii="Roboto Mono" w:hAnsi="Roboto Mono"/>
+          <w:rFonts w:ascii="Roboto Mono" w:hAnsi="Roboto Mono" w:eastAsia="Roboto Mono"/>
           <w:b/>
           <w:bCs/>
         </w:rPr>
@@ -3234,20 +3234,20 @@
       </w:pPr>
       <w:r>
         <w:rPr>
-          <w:rFonts w:ascii="Roboto Mono" w:hAnsi="Roboto Mono"/>
+          <w:rFonts w:ascii="Roboto Mono" w:hAnsi="Roboto Mono" w:eastAsia="Roboto Mono"/>
         </w:rPr>
         <w:t>Quantity</w:t>
       </w:r>
       <w:r>
         <w:rPr>
-          <w:rFonts w:ascii="Roboto Mono" w:hAnsi="Roboto Mono"/>
+          <w:rFonts w:ascii="Roboto Mono" w:hAnsi="Roboto Mono" w:eastAsia="Roboto Mono"/>
         </w:rPr>
         <w:br/>
         <w:t>UnitPrice</w:t>
       </w:r>
       <w:r>
         <w:rPr>
-          <w:rFonts w:ascii="Roboto Mono" w:hAnsi="Roboto Mono"/>
+          <w:rFonts w:ascii="Roboto Mono" w:hAnsi="Roboto Mono" w:eastAsia="Roboto Mono"/>
         </w:rPr>
         <w:br/>
         <w:t>TotalAmount</w:t>
@@ -3261,7 +3261,7 @@
       </w:pPr>
       <w:r>
         <w:rPr>
-          <w:rFonts w:ascii="Roboto Mono" w:hAnsi="Roboto Mono"/>
+          <w:rFonts w:ascii="Roboto Mono" w:hAnsi="Roboto Mono" w:eastAsia="Roboto Mono"/>
         </w:rPr>
         <w:t>Calculation:</w:t>
       </w:r>
@@ -3334,7 +3334,7 @@
       </w:pPr>
       <w:r>
         <w:rPr>
-          <w:rFonts w:ascii="Roboto Mono" w:hAnsi="Roboto Mono"/>
+          <w:rFonts w:ascii="Roboto Mono" w:hAnsi="Roboto Mono" w:eastAsia="Roboto Mono"/>
         </w:rPr>
         <w:t>TotalAmount = Quantity × UnitPrice</w:t>
       </w:r>
@@ -3347,7 +3347,7 @@
       </w:pPr>
       <w:r>
         <w:rPr>
-          <w:rFonts w:ascii="Roboto Mono" w:hAnsi="Roboto Mono"/>
+          <w:rFonts w:ascii="Roboto Mono" w:hAnsi="Roboto Mono" w:eastAsia="Roboto Mono"/>
         </w:rPr>
         <w:t>Example:</w:t>
       </w:r>
@@ -3581,13 +3581,13 @@
       </w:pPr>
       <w:r>
         <w:rPr>
-          <w:rFonts w:ascii="Roboto Mono" w:hAnsi="Roboto Mono"/>
+          <w:rFonts w:ascii="Roboto Mono" w:hAnsi="Roboto Mono" w:eastAsia="Roboto Mono"/>
         </w:rPr>
         <w:t xml:space="preserve">Here, </w:t>
       </w:r>
       <w:r>
         <w:rPr>
-          <w:rFonts w:ascii="Roboto Mono" w:hAnsi="Roboto Mono"/>
+          <w:rFonts w:ascii="Roboto Mono" w:hAnsi="Roboto Mono" w:eastAsia="Roboto Mono"/>
           <w:b/>
           <w:bCs/>
         </w:rPr>
@@ -3595,7 +3595,7 @@
       </w:r>
       <w:r>
         <w:rPr>
-          <w:rFonts w:ascii="Roboto Mono" w:hAnsi="Roboto Mono"/>
+          <w:rFonts w:ascii="Roboto Mono" w:hAnsi="Roboto Mono" w:eastAsia="Roboto Mono"/>
         </w:rPr>
         <w:t xml:space="preserve"> is a Derived Attribute.</w:t>
       </w:r>
@@ -3608,7 +3608,7 @@
       </w:pPr>
       <w:r>
         <w:rPr>
-          <w:rFonts w:ascii="Roboto Mono" w:hAnsi="Roboto Mono"/>
+          <w:rFonts w:ascii="Roboto Mono" w:hAnsi="Roboto Mono" w:eastAsia="Roboto Mono"/>
         </w:rPr>
         <w:pict w14:anchorId="7ECCCE73">
           <v:rect id="_x0000_i1036" style="width:0;height:1.5pt" o:hralign="center" o:hrstd="t" o:hr="t" fillcolor="#a0a0a0" stroked="f"/>
@@ -3632,7 +3632,7 @@
     <w:p>
       <w:r>
         <w:rPr>
-          <w:rFonts w:ascii="Arial" w:hAnsi="Arial" w:cs="Arial"/>
+          <w:rFonts w:ascii="Arial" w:hAnsi="Arial" w:cs="Arial" w:eastAsia="Arial"/>
           <w:b/>
           <w:color w:val="000000"/>
           <w:sz w:val="18"/>
@@ -3642,7 +3642,7 @@
       </w:r>
       <w:r>
         <w:rPr>
-          <w:rFonts w:ascii="Arial" w:hAnsi="Arial" w:cs="Arial"/>
+          <w:rFonts w:ascii="Arial" w:hAnsi="Arial" w:cs="Arial" w:eastAsia="Arial"/>
           <w:color w:val="000000"/>
           <w:sz w:val="18"/>
           <w:highlight w:val="lightGray"/>
@@ -3651,7 +3651,7 @@
       </w:r>
       <w:r>
         <w:rPr>
-          <w:rFonts w:ascii="Arial" w:hAnsi="Arial" w:cs="Arial"/>
+          <w:rFonts w:ascii="Arial" w:hAnsi="Arial" w:cs="Arial" w:eastAsia="Arial"/>
           <w:b/>
           <w:color w:val="000000"/>
           <w:sz w:val="18"/>
@@ -3661,7 +3661,7 @@
       </w:r>
       <w:r>
         <w:rPr>
-          <w:rFonts w:ascii="Arial" w:hAnsi="Arial" w:cs="Arial"/>
+          <w:rFonts w:ascii="Arial" w:hAnsi="Arial" w:cs="Arial" w:eastAsia="Arial"/>
           <w:color w:val="000000"/>
           <w:sz w:val="18"/>
           <w:highlight w:val="lightGray"/>
@@ -3670,7 +3670,7 @@
       </w:r>
       <w:r>
         <w:rPr>
-          <w:rFonts w:ascii="Arial" w:hAnsi="Arial" w:cs="Arial"/>
+          <w:rFonts w:ascii="Arial" w:hAnsi="Arial" w:cs="Arial" w:eastAsia="Arial"/>
           <w:b/>
           <w:color w:val="000000"/>
           <w:sz w:val="18"/>
@@ -3680,7 +3680,7 @@
       </w:r>
       <w:r>
         <w:rPr>
-          <w:rFonts w:ascii="Arial" w:hAnsi="Arial" w:cs="Arial"/>
+          <w:rFonts w:ascii="Arial" w:hAnsi="Arial" w:cs="Arial" w:eastAsia="Arial"/>
           <w:color w:val="000000"/>
           <w:sz w:val="18"/>
           <w:highlight w:val="lightGray"/>
@@ -3698,7 +3698,7 @@
       </w:pPr>
       <w:r>
         <w:rPr>
-          <w:rFonts w:ascii="Roboto Mono" w:hAnsi="Roboto Mono"/>
+          <w:rFonts w:ascii="Roboto Mono" w:hAnsi="Roboto Mono" w:eastAsia="Roboto Mono"/>
           <w:b/>
           <w:bCs/>
         </w:rPr>
@@ -3775,7 +3775,7 @@
       </w:pPr>
       <w:r>
         <w:rPr>
-          <w:rFonts w:ascii="Roboto Mono" w:hAnsi="Roboto Mono"/>
+          <w:rFonts w:ascii="Roboto Mono" w:hAnsi="Roboto Mono" w:eastAsia="Roboto Mono"/>
         </w:rPr>
         <w:t>DateOfBirth</w:t>
       </w:r>
@@ -3788,7 +3788,7 @@
       </w:pPr>
       <w:r>
         <w:rPr>
-          <w:rFonts w:ascii="Roboto Mono" w:hAnsi="Roboto Mono"/>
+          <w:rFonts w:ascii="Roboto Mono" w:hAnsi="Roboto Mono" w:eastAsia="Roboto Mono"/>
         </w:rPr>
         <w:t>Stored directly in the database.</w:t>
       </w:r>
@@ -3801,7 +3801,7 @@
       </w:pPr>
       <w:r>
         <w:rPr>
-          <w:rFonts w:ascii="Roboto Mono" w:hAnsi="Roboto Mono"/>
+          <w:rFonts w:ascii="Roboto Mono" w:hAnsi="Roboto Mono" w:eastAsia="Roboto Mono"/>
         </w:rPr>
         <w:pict w14:anchorId="1219034C">
           <v:rect id="_x0000_i1037" style="width:0;height:1.5pt" o:hralign="center" o:hrstd="t" o:hr="t" fillcolor="#a0a0a0" stroked="f"/>
@@ -3818,7 +3818,7 @@
       </w:pPr>
       <w:r>
         <w:rPr>
-          <w:rFonts w:ascii="Roboto Mono" w:hAnsi="Roboto Mono"/>
+          <w:rFonts w:ascii="Roboto Mono" w:hAnsi="Roboto Mono" w:eastAsia="Roboto Mono"/>
           <w:b/>
           <w:bCs/>
         </w:rPr>
@@ -3895,7 +3895,7 @@
       </w:pPr>
       <w:r>
         <w:rPr>
-          <w:rFonts w:ascii="Roboto Mono" w:hAnsi="Roboto Mono"/>
+          <w:rFonts w:ascii="Roboto Mono" w:hAnsi="Roboto Mono" w:eastAsia="Roboto Mono"/>
         </w:rPr>
         <w:t>Age</w:t>
       </w:r>
@@ -3908,7 +3908,7 @@
       </w:pPr>
       <w:r>
         <w:rPr>
-          <w:rFonts w:ascii="Roboto Mono" w:hAnsi="Roboto Mono"/>
+          <w:rFonts w:ascii="Roboto Mono" w:hAnsi="Roboto Mono" w:eastAsia="Roboto Mono"/>
         </w:rPr>
         <w:t>Calculated from DateOfBirth.</w:t>
       </w:r>
@@ -3921,7 +3921,7 @@
       </w:pPr>
       <w:r>
         <w:rPr>
-          <w:rFonts w:ascii="Roboto Mono" w:hAnsi="Roboto Mono"/>
+          <w:rFonts w:ascii="Roboto Mono" w:hAnsi="Roboto Mono" w:eastAsia="Roboto Mono"/>
         </w:rPr>
         <w:pict w14:anchorId="64A03547">
           <v:rect id="_x0000_i1038" style="width:0;height:1.5pt" o:hralign="center" o:hrstd="t" o:hr="t" fillcolor="#a0a0a0" stroked="f"/>
@@ -3938,7 +3938,7 @@
       </w:pPr>
       <w:r>
         <w:rPr>
-          <w:rFonts w:ascii="Roboto Mono" w:hAnsi="Roboto Mono"/>
+          <w:rFonts w:ascii="Roboto Mono" w:hAnsi="Roboto Mono" w:eastAsia="Roboto Mono"/>
           <w:b/>
           <w:bCs/>
         </w:rPr>
@@ -4356,7 +4356,7 @@
       </w:pPr>
       <w:r>
         <w:rPr>
-          <w:rFonts w:ascii="Roboto Mono" w:hAnsi="Roboto Mono"/>
+          <w:rFonts w:ascii="Roboto Mono" w:hAnsi="Roboto Mono" w:eastAsia="Roboto Mono"/>
         </w:rPr>
         <w:pict w14:anchorId="7128C73F">
           <v:rect id="_x0000_i1039" style="width:0;height:1.5pt" o:hralign="center" o:hrstd="t" o:hr="t" fillcolor="#a0a0a0" stroked="f"/>
@@ -4380,7 +4380,7 @@
     <w:p>
       <w:r>
         <w:rPr>
-          <w:rFonts w:ascii="Arial" w:hAnsi="Arial" w:cs="Arial"/>
+          <w:rFonts w:ascii="Arial" w:hAnsi="Arial" w:cs="Arial" w:eastAsia="Arial"/>
           <w:b/>
           <w:color w:val="000000"/>
           <w:sz w:val="18"/>
@@ -4390,7 +4390,7 @@
       </w:r>
       <w:r>
         <w:rPr>
-          <w:rFonts w:ascii="Arial" w:hAnsi="Arial" w:cs="Arial"/>
+          <w:rFonts w:ascii="Arial" w:hAnsi="Arial" w:cs="Arial" w:eastAsia="Arial"/>
           <w:color w:val="000000"/>
           <w:sz w:val="18"/>
           <w:highlight w:val="lightGray"/>
@@ -4399,7 +4399,7 @@
       </w:r>
       <w:r>
         <w:rPr>
-          <w:rFonts w:ascii="Arial" w:hAnsi="Arial" w:cs="Arial"/>
+          <w:rFonts w:ascii="Arial" w:hAnsi="Arial" w:cs="Arial" w:eastAsia="Arial"/>
           <w:b/>
           <w:color w:val="000000"/>
           <w:sz w:val="18"/>
@@ -4409,7 +4409,7 @@
       </w:r>
       <w:r>
         <w:rPr>
-          <w:rFonts w:ascii="Arial" w:hAnsi="Arial" w:cs="Arial"/>
+          <w:rFonts w:ascii="Arial" w:hAnsi="Arial" w:cs="Arial" w:eastAsia="Arial"/>
           <w:color w:val="000000"/>
           <w:sz w:val="18"/>
           <w:highlight w:val="lightGray"/>
@@ -4418,7 +4418,7 @@
       </w:r>
       <w:r>
         <w:rPr>
-          <w:rFonts w:ascii="Arial" w:hAnsi="Arial" w:cs="Arial"/>
+          <w:rFonts w:ascii="Arial" w:hAnsi="Arial" w:cs="Arial" w:eastAsia="Arial"/>
           <w:b/>
           <w:color w:val="000000"/>
           <w:sz w:val="18"/>
@@ -4428,7 +4428,7 @@
       </w:r>
       <w:r>
         <w:rPr>
-          <w:rFonts w:ascii="Arial" w:hAnsi="Arial" w:cs="Arial"/>
+          <w:rFonts w:ascii="Arial" w:hAnsi="Arial" w:cs="Arial" w:eastAsia="Arial"/>
           <w:color w:val="000000"/>
           <w:sz w:val="18"/>
           <w:highlight w:val="lightGray"/>
@@ -4446,7 +4446,7 @@
       </w:pPr>
       <w:r>
         <w:rPr>
-          <w:rFonts w:ascii="Roboto Mono" w:hAnsi="Roboto Mono"/>
+          <w:rFonts w:ascii="Roboto Mono" w:hAnsi="Roboto Mono" w:eastAsia="Roboto Mono"/>
           <w:b/>
           <w:bCs/>
         </w:rPr>
@@ -4523,7 +4523,7 @@
       </w:pPr>
       <w:r>
         <w:rPr>
-          <w:rFonts w:ascii="Roboto Mono" w:hAnsi="Roboto Mono"/>
+          <w:rFonts w:ascii="Roboto Mono" w:hAnsi="Roboto Mono" w:eastAsia="Roboto Mono"/>
         </w:rPr>
         <w:t>Salary</w:t>
       </w:r>
@@ -4536,7 +4536,7 @@
       </w:pPr>
       <w:r>
         <w:rPr>
-          <w:rFonts w:ascii="Roboto Mono" w:hAnsi="Roboto Mono"/>
+          <w:rFonts w:ascii="Roboto Mono" w:hAnsi="Roboto Mono" w:eastAsia="Roboto Mono"/>
         </w:rPr>
         <w:t>Stored directly.</w:t>
       </w:r>
@@ -4549,7 +4549,7 @@
       </w:pPr>
       <w:r>
         <w:rPr>
-          <w:rFonts w:ascii="Roboto Mono" w:hAnsi="Roboto Mono"/>
+          <w:rFonts w:ascii="Roboto Mono" w:hAnsi="Roboto Mono" w:eastAsia="Roboto Mono"/>
         </w:rPr>
         <w:pict w14:anchorId="4470AFA7">
           <v:rect id="_x0000_i1040" style="width:0;height:1.5pt" o:hralign="center" o:hrstd="t" o:hr="t" fillcolor="#a0a0a0" stroked="f"/>
@@ -4566,7 +4566,7 @@
       </w:pPr>
       <w:r>
         <w:rPr>
-          <w:rFonts w:ascii="Roboto Mono" w:hAnsi="Roboto Mono"/>
+          <w:rFonts w:ascii="Roboto Mono" w:hAnsi="Roboto Mono" w:eastAsia="Roboto Mono"/>
           <w:b/>
           <w:bCs/>
         </w:rPr>
@@ -4643,7 +4643,7 @@
       </w:pPr>
       <w:r>
         <w:rPr>
-          <w:rFonts w:ascii="Roboto Mono" w:hAnsi="Roboto Mono"/>
+          <w:rFonts w:ascii="Roboto Mono" w:hAnsi="Roboto Mono" w:eastAsia="Roboto Mono"/>
         </w:rPr>
         <w:t>MonthlyBonus</w:t>
       </w:r>
@@ -4656,7 +4656,7 @@
       </w:pPr>
       <w:r>
         <w:rPr>
-          <w:rFonts w:ascii="Roboto Mono" w:hAnsi="Roboto Mono"/>
+          <w:rFonts w:ascii="Roboto Mono" w:hAnsi="Roboto Mono" w:eastAsia="Roboto Mono"/>
         </w:rPr>
         <w:t>Calculated from Salary.</w:t>
       </w:r>
@@ -4669,7 +4669,7 @@
       </w:pPr>
       <w:r>
         <w:rPr>
-          <w:rFonts w:ascii="Roboto Mono" w:hAnsi="Roboto Mono"/>
+          <w:rFonts w:ascii="Roboto Mono" w:hAnsi="Roboto Mono" w:eastAsia="Roboto Mono"/>
         </w:rPr>
         <w:pict w14:anchorId="320F6592">
           <v:rect id="_x0000_i1041" style="width:0;height:1.5pt" o:hralign="center" o:hrstd="t" o:hr="t" fillcolor="#a0a0a0" stroked="f"/>
@@ -4700,7 +4700,7 @@
       </w:pPr>
       <w:r>
         <w:rPr>
-          <w:rFonts w:ascii="Arial" w:hAnsi="Arial" w:cs="Arial"/>
+          <w:rFonts w:ascii="Arial" w:hAnsi="Arial" w:cs="Arial" w:eastAsia="Arial"/>
           <w:b/>
           <w:color w:val="000000"/>
           <w:sz w:val="18"/>
@@ -4710,7 +4710,7 @@
       </w:r>
       <w:r>
         <w:rPr>
-          <w:rFonts w:ascii="Arial" w:hAnsi="Arial" w:cs="Arial"/>
+          <w:rFonts w:ascii="Arial" w:hAnsi="Arial" w:cs="Arial" w:eastAsia="Arial"/>
           <w:color w:val="000000"/>
           <w:sz w:val="18"/>
           <w:highlight w:val="lightGray"/>
@@ -4719,7 +4719,7 @@
       </w:r>
       <w:r>
         <w:rPr>
-          <w:rFonts w:ascii="Arial" w:hAnsi="Arial" w:cs="Arial"/>
+          <w:rFonts w:ascii="Arial" w:hAnsi="Arial" w:cs="Arial" w:eastAsia="Arial"/>
           <w:b/>
           <w:color w:val="000000"/>
           <w:sz w:val="18"/>
@@ -4729,7 +4729,7 @@
       </w:r>
       <w:r>
         <w:rPr>
-          <w:rFonts w:ascii="Arial" w:hAnsi="Arial" w:cs="Arial"/>
+          <w:rFonts w:ascii="Arial" w:hAnsi="Arial" w:cs="Arial" w:eastAsia="Arial"/>
           <w:color w:val="000000"/>
           <w:sz w:val="18"/>
           <w:highlight w:val="lightGray"/>
@@ -4738,7 +4738,7 @@
       </w:r>
       <w:r>
         <w:rPr>
-          <w:rFonts w:ascii="Arial" w:hAnsi="Arial" w:cs="Arial"/>
+          <w:rFonts w:ascii="Arial" w:hAnsi="Arial" w:cs="Arial" w:eastAsia="Arial"/>
           <w:b/>
           <w:color w:val="000000"/>
           <w:sz w:val="18"/>
@@ -4748,7 +4748,7 @@
       </w:r>
       <w:r>
         <w:rPr>
-          <w:rFonts w:ascii="Arial" w:hAnsi="Arial" w:cs="Arial"/>
+          <w:rFonts w:ascii="Arial" w:hAnsi="Arial" w:cs="Arial" w:eastAsia="Arial"/>
           <w:color w:val="000000"/>
           <w:sz w:val="18"/>
           <w:highlight w:val="lightGray"/>
@@ -5160,7 +5160,7 @@
       </w:pPr>
       <w:r>
         <w:rPr>
-          <w:rFonts w:ascii="Roboto Mono" w:hAnsi="Roboto Mono"/>
+          <w:rFonts w:ascii="Roboto Mono" w:hAnsi="Roboto Mono" w:eastAsia="Roboto Mono"/>
         </w:rPr>
         <w:pict w14:anchorId="13B86BF5">
           <v:rect id="_x0000_i1042" style="width:0;height:1.5pt" o:hralign="center" o:hrstd="t" o:hr="t" fillcolor="#a0a0a0" stroked="f"/>
@@ -5184,7 +5184,7 @@
     <w:p>
       <w:r>
         <w:rPr>
-          <w:rFonts w:ascii="Arial" w:hAnsi="Arial" w:cs="Arial"/>
+          <w:rFonts w:ascii="Arial" w:hAnsi="Arial" w:cs="Arial" w:eastAsia="Arial"/>
           <w:b/>
           <w:color w:val="000000"/>
           <w:sz w:val="18"/>
@@ -5194,7 +5194,7 @@
       </w:r>
       <w:r>
         <w:rPr>
-          <w:rFonts w:ascii="Arial" w:hAnsi="Arial" w:cs="Arial"/>
+          <w:rFonts w:ascii="Arial" w:hAnsi="Arial" w:cs="Arial" w:eastAsia="Arial"/>
           <w:color w:val="000000"/>
           <w:sz w:val="18"/>
           <w:highlight w:val="lightGray"/>
@@ -5203,7 +5203,7 @@
       </w:r>
       <w:r>
         <w:rPr>
-          <w:rFonts w:ascii="Arial" w:hAnsi="Arial" w:cs="Arial"/>
+          <w:rFonts w:ascii="Arial" w:hAnsi="Arial" w:cs="Arial" w:eastAsia="Arial"/>
           <w:b/>
           <w:color w:val="000000"/>
           <w:sz w:val="18"/>
@@ -5213,7 +5213,7 @@
       </w:r>
       <w:r>
         <w:rPr>
-          <w:rFonts w:ascii="Arial" w:hAnsi="Arial" w:cs="Arial"/>
+          <w:rFonts w:ascii="Arial" w:hAnsi="Arial" w:cs="Arial" w:eastAsia="Arial"/>
           <w:color w:val="000000"/>
           <w:sz w:val="18"/>
           <w:highlight w:val="lightGray"/>
@@ -5222,7 +5222,7 @@
       </w:r>
       <w:r>
         <w:rPr>
-          <w:rFonts w:ascii="Arial" w:hAnsi="Arial" w:cs="Arial"/>
+          <w:rFonts w:ascii="Arial" w:hAnsi="Arial" w:cs="Arial" w:eastAsia="Arial"/>
           <w:b/>
           <w:color w:val="000000"/>
           <w:sz w:val="18"/>
@@ -5232,7 +5232,7 @@
       </w:r>
       <w:r>
         <w:rPr>
-          <w:rFonts w:ascii="Arial" w:hAnsi="Arial" w:cs="Arial"/>
+          <w:rFonts w:ascii="Arial" w:hAnsi="Arial" w:cs="Arial" w:eastAsia="Arial"/>
           <w:color w:val="000000"/>
           <w:sz w:val="18"/>
           <w:highlight w:val="lightGray"/>
@@ -5248,7 +5248,7 @@
       </w:pPr>
       <w:r>
         <w:rPr>
-          <w:rFonts w:ascii="Roboto Mono" w:hAnsi="Roboto Mono"/>
+          <w:rFonts w:ascii="Roboto Mono" w:hAnsi="Roboto Mono" w:eastAsia="Roboto Mono"/>
         </w:rPr>
         <w:t>Think of a shopping receipt:</w:t>
       </w:r>
@@ -5321,13 +5321,13 @@
       </w:pPr>
       <w:r>
         <w:rPr>
-          <w:rFonts w:ascii="Roboto Mono" w:hAnsi="Roboto Mono"/>
+          <w:rFonts w:ascii="Roboto Mono" w:hAnsi="Roboto Mono" w:eastAsia="Roboto Mono"/>
         </w:rPr>
         <w:t>Price = $20</w:t>
       </w:r>
       <w:r>
         <w:rPr>
-          <w:rFonts w:ascii="Roboto Mono" w:hAnsi="Roboto Mono"/>
+          <w:rFonts w:ascii="Roboto Mono" w:hAnsi="Roboto Mono" w:eastAsia="Roboto Mono"/>
         </w:rPr>
         <w:br/>
         <w:t>Quantity = 5</w:t>
@@ -5341,7 +5341,7 @@
       </w:pPr>
       <w:r>
         <w:rPr>
-          <w:rFonts w:ascii="Roboto Mono" w:hAnsi="Roboto Mono"/>
+          <w:rFonts w:ascii="Roboto Mono" w:hAnsi="Roboto Mono" w:eastAsia="Roboto Mono"/>
         </w:rPr>
         <w:t>You don't need to write the total manually.</w:t>
       </w:r>
@@ -5354,7 +5354,7 @@
       </w:pPr>
       <w:r>
         <w:rPr>
-          <w:rFonts w:ascii="Roboto Mono" w:hAnsi="Roboto Mono"/>
+          <w:rFonts w:ascii="Roboto Mono" w:hAnsi="Roboto Mono" w:eastAsia="Roboto Mono"/>
         </w:rPr>
         <w:t>You can calculate:</w:t>
       </w:r>
@@ -5427,7 +5427,7 @@
       </w:pPr>
       <w:r>
         <w:rPr>
-          <w:rFonts w:ascii="Roboto Mono" w:hAnsi="Roboto Mono"/>
+          <w:rFonts w:ascii="Roboto Mono" w:hAnsi="Roboto Mono" w:eastAsia="Roboto Mono"/>
         </w:rPr>
         <w:t>Total = $100</w:t>
       </w:r>
@@ -5440,13 +5440,13 @@
       </w:pPr>
       <w:r>
         <w:rPr>
-          <w:rFonts w:ascii="Roboto Mono" w:hAnsi="Roboto Mono"/>
+          <w:rFonts w:ascii="Roboto Mono" w:hAnsi="Roboto Mono" w:eastAsia="Roboto Mono"/>
         </w:rPr>
         <w:t xml:space="preserve">The </w:t>
       </w:r>
       <w:r>
         <w:rPr>
-          <w:rFonts w:ascii="Roboto Mono" w:hAnsi="Roboto Mono"/>
+          <w:rFonts w:ascii="Roboto Mono" w:hAnsi="Roboto Mono" w:eastAsia="Roboto Mono"/>
           <w:b/>
           <w:bCs/>
         </w:rPr>
@@ -5454,7 +5454,7 @@
       </w:r>
       <w:r>
         <w:rPr>
-          <w:rFonts w:ascii="Roboto Mono" w:hAnsi="Roboto Mono"/>
+          <w:rFonts w:ascii="Roboto Mono" w:hAnsi="Roboto Mono" w:eastAsia="Roboto Mono"/>
         </w:rPr>
         <w:t xml:space="preserve"> is a Derived Attribute because it comes from other values.</w:t>
       </w:r>
@@ -5467,7 +5467,7 @@
       </w:pPr>
       <w:r>
         <w:rPr>
-          <w:rFonts w:ascii="Roboto Mono" w:hAnsi="Roboto Mono"/>
+          <w:rFonts w:ascii="Roboto Mono" w:hAnsi="Roboto Mono" w:eastAsia="Roboto Mono"/>
         </w:rPr>
         <w:pict w14:anchorId="25124848">
           <v:rect id="_x0000_i1043" style="width:0;height:1.5pt" o:hralign="center" o:hrstd="t" o:hr="t" fillcolor="#a0a0a0" stroked="f"/>
@@ -5491,7 +5491,7 @@
     <w:p>
       <w:r>
         <w:rPr>
-          <w:rFonts w:ascii="Arial" w:hAnsi="Arial" w:cs="Arial"/>
+          <w:rFonts w:ascii="Arial" w:hAnsi="Arial" w:cs="Arial" w:eastAsia="Arial"/>
           <w:b/>
           <w:color w:val="000000"/>
           <w:sz w:val="18"/>
@@ -5501,7 +5501,7 @@
       </w:r>
       <w:r>
         <w:rPr>
-          <w:rFonts w:ascii="Arial" w:hAnsi="Arial" w:cs="Arial"/>
+          <w:rFonts w:ascii="Arial" w:hAnsi="Arial" w:cs="Arial" w:eastAsia="Arial"/>
           <w:color w:val="000000"/>
           <w:sz w:val="18"/>
           <w:highlight w:val="lightGray"/>
@@ -5510,7 +5510,7 @@
       </w:r>
       <w:r>
         <w:rPr>
-          <w:rFonts w:ascii="Arial" w:hAnsi="Arial" w:cs="Arial"/>
+          <w:rFonts w:ascii="Arial" w:hAnsi="Arial" w:cs="Arial" w:eastAsia="Arial"/>
           <w:b/>
           <w:color w:val="000000"/>
           <w:sz w:val="18"/>
@@ -5520,7 +5520,7 @@
       </w:r>
       <w:r>
         <w:rPr>
-          <w:rFonts w:ascii="Arial" w:hAnsi="Arial" w:cs="Arial"/>
+          <w:rFonts w:ascii="Arial" w:hAnsi="Arial" w:cs="Arial" w:eastAsia="Arial"/>
           <w:color w:val="000000"/>
           <w:sz w:val="18"/>
           <w:highlight w:val="lightGray"/>
@@ -5529,7 +5529,7 @@
       </w:r>
       <w:r>
         <w:rPr>
-          <w:rFonts w:ascii="Arial" w:hAnsi="Arial" w:cs="Arial"/>
+          <w:rFonts w:ascii="Arial" w:hAnsi="Arial" w:cs="Arial" w:eastAsia="Arial"/>
           <w:b/>
           <w:color w:val="000000"/>
           <w:sz w:val="18"/>
@@ -5539,7 +5539,7 @@
       </w:r>
       <w:r>
         <w:rPr>
-          <w:rFonts w:ascii="Arial" w:hAnsi="Arial" w:cs="Arial"/>
+          <w:rFonts w:ascii="Arial" w:hAnsi="Arial" w:cs="Arial" w:eastAsia="Arial"/>
           <w:color w:val="000000"/>
           <w:sz w:val="18"/>
           <w:highlight w:val="lightGray"/>
@@ -5555,13 +5555,13 @@
       </w:pPr>
       <w:r>
         <w:rPr>
-          <w:rFonts w:ascii="Roboto Mono" w:hAnsi="Roboto Mono"/>
+          <w:rFonts w:ascii="Roboto Mono" w:hAnsi="Roboto Mono" w:eastAsia="Roboto Mono"/>
         </w:rPr>
         <w:t xml:space="preserve">A </w:t>
       </w:r>
       <w:r>
         <w:rPr>
-          <w:rFonts w:ascii="Roboto Mono" w:hAnsi="Roboto Mono"/>
+          <w:rFonts w:ascii="Roboto Mono" w:hAnsi="Roboto Mono" w:eastAsia="Roboto Mono"/>
           <w:b/>
           <w:bCs/>
         </w:rPr>
@@ -5569,13 +5569,13 @@
       </w:r>
       <w:r>
         <w:rPr>
-          <w:rFonts w:ascii="Roboto Mono" w:hAnsi="Roboto Mono"/>
+          <w:rFonts w:ascii="Roboto Mono" w:hAnsi="Roboto Mono" w:eastAsia="Roboto Mono"/>
         </w:rPr>
         <w:t xml:space="preserve"> is an attribute whose value is calculated from one or more other attributes rather than being stored directly. Examples include </w:t>
       </w:r>
       <w:r>
         <w:rPr>
-          <w:rFonts w:ascii="Roboto Mono" w:hAnsi="Roboto Mono"/>
+          <w:rFonts w:ascii="Roboto Mono" w:hAnsi="Roboto Mono" w:eastAsia="Roboto Mono"/>
           <w:b/>
           <w:bCs/>
         </w:rPr>
@@ -5583,13 +5583,13 @@
       </w:r>
       <w:r>
         <w:rPr>
-          <w:rFonts w:ascii="Roboto Mono" w:hAnsi="Roboto Mono"/>
+          <w:rFonts w:ascii="Roboto Mono" w:hAnsi="Roboto Mono" w:eastAsia="Roboto Mono"/>
         </w:rPr>
         <w:t xml:space="preserve">, </w:t>
       </w:r>
       <w:r>
         <w:rPr>
-          <w:rFonts w:ascii="Roboto Mono" w:hAnsi="Roboto Mono"/>
+          <w:rFonts w:ascii="Roboto Mono" w:hAnsi="Roboto Mono" w:eastAsia="Roboto Mono"/>
           <w:b/>
           <w:bCs/>
         </w:rPr>
@@ -5597,13 +5597,13 @@
       </w:r>
       <w:r>
         <w:rPr>
-          <w:rFonts w:ascii="Roboto Mono" w:hAnsi="Roboto Mono"/>
+          <w:rFonts w:ascii="Roboto Mono" w:hAnsi="Roboto Mono" w:eastAsia="Roboto Mono"/>
         </w:rPr>
         <w:t xml:space="preserve">, </w:t>
       </w:r>
       <w:r>
         <w:rPr>
-          <w:rFonts w:ascii="Roboto Mono" w:hAnsi="Roboto Mono"/>
+          <w:rFonts w:ascii="Roboto Mono" w:hAnsi="Roboto Mono" w:eastAsia="Roboto Mono"/>
           <w:b/>
           <w:bCs/>
         </w:rPr>
@@ -5611,13 +5611,13 @@
       </w:r>
       <w:r>
         <w:rPr>
-          <w:rFonts w:ascii="Roboto Mono" w:hAnsi="Roboto Mono"/>
+          <w:rFonts w:ascii="Roboto Mono" w:hAnsi="Roboto Mono" w:eastAsia="Roboto Mono"/>
         </w:rPr>
         <w:t xml:space="preserve">, and </w:t>
       </w:r>
       <w:r>
         <w:rPr>
-          <w:rFonts w:ascii="Roboto Mono" w:hAnsi="Roboto Mono"/>
+          <w:rFonts w:ascii="Roboto Mono" w:hAnsi="Roboto Mono" w:eastAsia="Roboto Mono"/>
           <w:b/>
           <w:bCs/>
         </w:rPr>
@@ -5625,7 +5625,7 @@
       </w:r>
       <w:r>
         <w:rPr>
-          <w:rFonts w:ascii="Roboto Mono" w:hAnsi="Roboto Mono"/>
+          <w:rFonts w:ascii="Roboto Mono" w:hAnsi="Roboto Mono" w:eastAsia="Roboto Mono"/>
         </w:rPr>
         <w:t>. Derived attributes help reduce redundancy and keep data consistent.</w:t>
       </w:r>

--- a/Knowledge/3-Work knowledge/1-Software Engineering/2-General Technologies/9-Databases/5-My Source/1-Intro to Databases/1-Data Models/1-Components of a Data Model/1-Types of Attributes/4-Derived Attribute.docx
+++ b/Knowledge/3-Work knowledge/1-Software Engineering/2-General Technologies/9-Databases/5-My Source/1-Intro to Databases/1-Data Models/1-Components of a Data Model/1-Types of Attributes/4-Derived Attribute.docx
@@ -7,6 +7,9 @@
         <w:pStyle w:val="Heading1"/>
       </w:pPr>
       <w:r>
+        <w:rPr>
+          <w:rFonts w:ascii="Calibri Light" w:hAnsi="Calibri Light" w:eastAsia="Calibri Light"/>
+        </w:rPr>
         <w:t>Derived Attribute</w:t>
       </w:r>
     </w:p>
@@ -16,11 +19,14 @@
       </w:pPr>
       <w:r>
         <w:rPr>
-          <w:rFonts w:ascii="Segoe UI Emoji" w:hAnsi="Segoe UI Emoji" w:cs="Segoe UI Emoji"/>
+          <w:rFonts w:ascii="Calibri Light" w:hAnsi="Calibri Light" w:cs="Segoe UI Emoji" w:eastAsia="Calibri Light"/>
         </w:rPr>
         <w:t>🌟</w:t>
       </w:r>
       <w:r>
+        <w:rPr>
+          <w:rFonts w:ascii="Calibri Light" w:hAnsi="Calibri Light" w:eastAsia="Calibri Light"/>
+        </w:rPr>
         <w:t xml:space="preserve"> Definition</w:t>
       </w:r>
     </w:p>
@@ -158,11 +164,14 @@
       </w:pPr>
       <w:r>
         <w:rPr>
-          <w:rFonts w:ascii="Segoe UI Emoji" w:hAnsi="Segoe UI Emoji" w:cs="Segoe UI Emoji"/>
+          <w:rFonts w:ascii="Calibri Light" w:hAnsi="Calibri Light" w:cs="Segoe UI Emoji" w:eastAsia="Calibri Light"/>
         </w:rPr>
         <w:t>🎯</w:t>
       </w:r>
       <w:r>
+        <w:rPr>
+          <w:rFonts w:ascii="Calibri Light" w:hAnsi="Calibri Light" w:eastAsia="Calibri Light"/>
+        </w:rPr>
         <w:t xml:space="preserve"> Purpose</w:t>
       </w:r>
     </w:p>
@@ -327,11 +336,14 @@
       </w:pPr>
       <w:r>
         <w:rPr>
-          <w:rFonts w:ascii="Segoe UI Emoji" w:hAnsi="Segoe UI Emoji" w:cs="Segoe UI Emoji"/>
+          <w:rFonts w:ascii="Calibri Light" w:hAnsi="Calibri Light" w:cs="Segoe UI Emoji" w:eastAsia="Calibri Light"/>
         </w:rPr>
         <w:t>🧠</w:t>
       </w:r>
       <w:r>
+        <w:rPr>
+          <w:rFonts w:ascii="Calibri Light" w:hAnsi="Calibri Light" w:eastAsia="Calibri Light"/>
+        </w:rPr>
         <w:t xml:space="preserve"> Simple Example</w:t>
       </w:r>
     </w:p>
@@ -819,11 +831,14 @@
       </w:pPr>
       <w:r>
         <w:rPr>
-          <w:rFonts w:ascii="Segoe UI Emoji" w:hAnsi="Segoe UI Emoji" w:cs="Segoe UI Emoji"/>
+          <w:rFonts w:ascii="Calibri Light" w:hAnsi="Calibri Light" w:cs="Segoe UI Emoji" w:eastAsia="Calibri Light"/>
         </w:rPr>
         <w:t>📚</w:t>
       </w:r>
       <w:r>
+        <w:rPr>
+          <w:rFonts w:ascii="Calibri Light" w:hAnsi="Calibri Light" w:eastAsia="Calibri Light"/>
+        </w:rPr>
         <w:t xml:space="preserve"> Real-World Examples</w:t>
       </w:r>
     </w:p>
@@ -832,6 +847,9 @@
         <w:pStyle w:val="Heading3"/>
       </w:pPr>
       <w:r>
+        <w:rPr>
+          <w:rFonts w:ascii="Calibri Light" w:hAnsi="Calibri Light" w:eastAsia="Calibri Light"/>
+        </w:rPr>
         <w:t>1. Age</w:t>
       </w:r>
     </w:p>
@@ -1173,6 +1191,9 @@
         <w:pStyle w:val="Heading3"/>
       </w:pPr>
       <w:r>
+        <w:rPr>
+          <w:rFonts w:ascii="Calibri Light" w:hAnsi="Calibri Light" w:eastAsia="Calibri Light"/>
+        </w:rPr>
         <w:t>2. Order Total</w:t>
       </w:r>
     </w:p>
@@ -1521,6 +1542,9 @@
         <w:pStyle w:val="Heading3"/>
       </w:pPr>
       <w:r>
+        <w:rPr>
+          <w:rFonts w:ascii="Calibri Light" w:hAnsi="Calibri Light" w:eastAsia="Calibri Light"/>
+        </w:rPr>
         <w:t>3. Employee Experience</w:t>
       </w:r>
     </w:p>
@@ -1862,6 +1886,9 @@
         <w:pStyle w:val="Heading3"/>
       </w:pPr>
       <w:r>
+        <w:rPr>
+          <w:rFonts w:ascii="Calibri Light" w:hAnsi="Calibri Light" w:eastAsia="Calibri Light"/>
+        </w:rPr>
         <w:t>4. Student GPA</w:t>
       </w:r>
     </w:p>
@@ -2045,11 +2072,14 @@
       </w:pPr>
       <w:r>
         <w:rPr>
-          <w:rFonts w:ascii="Segoe UI Emoji" w:hAnsi="Segoe UI Emoji" w:cs="Segoe UI Emoji"/>
+          <w:rFonts w:ascii="Calibri Light" w:hAnsi="Calibri Light" w:cs="Segoe UI Emoji" w:eastAsia="Calibri Light"/>
         </w:rPr>
         <w:t>🔢</w:t>
       </w:r>
       <w:r>
+        <w:rPr>
+          <w:rFonts w:ascii="Calibri Light" w:hAnsi="Calibri Light" w:eastAsia="Calibri Light"/>
+        </w:rPr>
         <w:t xml:space="preserve"> Characteristics of a Derived Attribute</w:t>
       </w:r>
     </w:p>
@@ -2214,11 +2244,14 @@
       </w:pPr>
       <w:r>
         <w:rPr>
-          <w:rFonts w:ascii="Segoe UI Emoji" w:hAnsi="Segoe UI Emoji" w:cs="Segoe UI Emoji"/>
+          <w:rFonts w:ascii="Calibri Light" w:hAnsi="Calibri Light" w:cs="Segoe UI Emoji" w:eastAsia="Calibri Light"/>
         </w:rPr>
         <w:t>📊</w:t>
       </w:r>
       <w:r>
+        <w:rPr>
+          <w:rFonts w:ascii="Calibri Light" w:hAnsi="Calibri Light" w:eastAsia="Calibri Light"/>
+        </w:rPr>
         <w:t xml:space="preserve"> ER Diagram Representation</w:t>
       </w:r>
     </w:p>
@@ -2482,11 +2515,14 @@
       </w:pPr>
       <w:r>
         <w:rPr>
-          <w:rFonts w:ascii="Segoe UI Emoji" w:hAnsi="Segoe UI Emoji" w:cs="Segoe UI Emoji"/>
+          <w:rFonts w:ascii="Calibri Light" w:hAnsi="Calibri Light" w:cs="Segoe UI Emoji" w:eastAsia="Calibri Light"/>
         </w:rPr>
         <w:t>🗄️</w:t>
       </w:r>
       <w:r>
+        <w:rPr>
+          <w:rFonts w:ascii="Calibri Light" w:hAnsi="Calibri Light" w:eastAsia="Calibri Light"/>
+        </w:rPr>
         <w:t xml:space="preserve"> Database Example</w:t>
       </w:r>
     </w:p>
@@ -2988,11 +3024,14 @@
       </w:pPr>
       <w:r>
         <w:rPr>
-          <w:rFonts w:ascii="Segoe UI Emoji" w:hAnsi="Segoe UI Emoji" w:cs="Segoe UI Emoji"/>
+          <w:rFonts w:ascii="Calibri Light" w:hAnsi="Calibri Light" w:cs="Segoe UI Emoji" w:eastAsia="Calibri Light"/>
         </w:rPr>
         <w:t>🌍</w:t>
       </w:r>
       <w:r>
+        <w:rPr>
+          <w:rFonts w:ascii="Calibri Light" w:hAnsi="Calibri Light" w:eastAsia="Calibri Light"/>
+        </w:rPr>
         <w:t xml:space="preserve"> Order Example</w:t>
       </w:r>
     </w:p>
@@ -3621,11 +3660,14 @@
       </w:pPr>
       <w:r>
         <w:rPr>
-          <w:rFonts w:ascii="Segoe UI Emoji" w:hAnsi="Segoe UI Emoji" w:cs="Segoe UI Emoji"/>
+          <w:rFonts w:ascii="Calibri Light" w:hAnsi="Calibri Light" w:cs="Segoe UI Emoji" w:eastAsia="Calibri Light"/>
         </w:rPr>
         <w:t>⚠️</w:t>
       </w:r>
       <w:r>
+        <w:rPr>
+          <w:rFonts w:ascii="Calibri Light" w:hAnsi="Calibri Light" w:eastAsia="Calibri Light"/>
+        </w:rPr>
         <w:t xml:space="preserve"> Derived Attribute vs Stored Attribute</w:t>
       </w:r>
     </w:p>
@@ -4369,11 +4411,14 @@
       </w:pPr>
       <w:r>
         <w:rPr>
-          <w:rFonts w:ascii="Segoe UI Emoji" w:hAnsi="Segoe UI Emoji" w:cs="Segoe UI Emoji"/>
+          <w:rFonts w:ascii="Calibri Light" w:hAnsi="Calibri Light" w:cs="Segoe UI Emoji" w:eastAsia="Calibri Light"/>
         </w:rPr>
         <w:t>⚠️</w:t>
       </w:r>
       <w:r>
+        <w:rPr>
+          <w:rFonts w:ascii="Calibri Light" w:hAnsi="Calibri Light" w:eastAsia="Calibri Light"/>
+        </w:rPr>
         <w:t xml:space="preserve"> Derived Attribute vs Simple Attribute</w:t>
       </w:r>
     </w:p>
@@ -4682,11 +4727,14 @@
       </w:pPr>
       <w:r>
         <w:rPr>
-          <w:rFonts w:ascii="Segoe UI Emoji" w:hAnsi="Segoe UI Emoji" w:cs="Segoe UI Emoji"/>
+          <w:rFonts w:ascii="Calibri Light" w:hAnsi="Calibri Light" w:cs="Segoe UI Emoji" w:eastAsia="Calibri Light"/>
         </w:rPr>
         <w:t>📚</w:t>
       </w:r>
       <w:r>
+        <w:rPr>
+          <w:rFonts w:ascii="Calibri Light" w:hAnsi="Calibri Light" w:eastAsia="Calibri Light"/>
+        </w:rPr>
         <w:t xml:space="preserve"> More Examples</w:t>
       </w:r>
     </w:p>
@@ -5173,11 +5221,14 @@
       </w:pPr>
       <w:r>
         <w:rPr>
-          <w:rFonts w:ascii="Segoe UI Emoji" w:hAnsi="Segoe UI Emoji" w:cs="Segoe UI Emoji"/>
+          <w:rFonts w:ascii="Calibri Light" w:hAnsi="Calibri Light" w:cs="Segoe UI Emoji" w:eastAsia="Calibri Light"/>
         </w:rPr>
         <w:t>🧠</w:t>
       </w:r>
       <w:r>
+        <w:rPr>
+          <w:rFonts w:ascii="Calibri Light" w:hAnsi="Calibri Light" w:eastAsia="Calibri Light"/>
+        </w:rPr>
         <w:t xml:space="preserve"> Simple Analogy</w:t>
       </w:r>
     </w:p>
@@ -5480,11 +5531,14 @@
       </w:pPr>
       <w:r>
         <w:rPr>
-          <w:rFonts w:ascii="Segoe UI Emoji" w:hAnsi="Segoe UI Emoji" w:cs="Segoe UI Emoji"/>
+          <w:rFonts w:ascii="Calibri Light" w:hAnsi="Calibri Light" w:cs="Segoe UI Emoji" w:eastAsia="Calibri Light"/>
         </w:rPr>
         <w:t>🧭</w:t>
       </w:r>
       <w:r>
+        <w:rPr>
+          <w:rFonts w:ascii="Calibri Light" w:hAnsi="Calibri Light" w:eastAsia="Calibri Light"/>
+        </w:rPr>
         <w:t xml:space="preserve"> Summary</w:t>
       </w:r>
     </w:p>
